--- a/Applied/App04/FIT2094 Applied 4-2 Relational Algebra.docx
+++ b/Applied/App04/FIT2094 Applied 4-2 Relational Algebra.docx
@@ -54,16 +54,7 @@
           <w:sz w:val="20"/>
           <w:szCs w:val="20"/>
         </w:rPr>
-        <w:t xml:space="preserve">), join </w:t>
-      </w:r>
-      <w:r>
-        <w:rPr>
-          <w:rFonts w:ascii="Aptos" w:hAnsi="Aptos"/>
-          <w:color w:val="000000" w:themeColor="text1"/>
-          <w:sz w:val="20"/>
-          <w:szCs w:val="20"/>
-        </w:rPr>
-        <w:t>(</w:t>
+        <w:t>), join (</w:t>
       </w:r>
       <w:r>
         <w:rPr>
@@ -758,112 +749,29 @@
         <w:spacing w:before="0" w:beforeAutospacing="0" w:after="0" w:afterAutospacing="0"/>
         <w:ind w:left="720"/>
         <w:rPr>
-          <w:rFonts w:ascii="Aptos" w:hAnsi="Aptos" w:cs="Open Sans"/>
-          <w:color w:val="000000" w:themeColor="text1"/>
-          <w:sz w:val="20"/>
-          <w:szCs w:val="20"/>
-        </w:rPr>
-      </w:pPr>
-      <w:r>
-        <w:rPr>
-          <w:rFonts w:ascii="Cambria Math" w:hAnsi="Cambria Math" w:cs="Cambria Math"/>
-          <w:color w:val="000000" w:themeColor="text1"/>
-          <w:sz w:val="20"/>
-          <w:szCs w:val="20"/>
-        </w:rPr>
-        <w:t>𝛔</w:t>
-      </w:r>
-      <w:r>
-        <w:rPr>
-          <w:rFonts w:ascii="Aptos" w:hAnsi="Aptos" w:cs="Cambria Math"/>
-          <w:color w:val="000000" w:themeColor="text1"/>
-          <w:sz w:val="20"/>
-          <w:szCs w:val="20"/>
-        </w:rPr>
-        <w:softHyphen/>
-      </w:r>
-      <w:proofErr w:type="spellStart"/>
-      <w:r>
-        <w:rPr>
-          <w:rFonts w:ascii="Aptos" w:hAnsi="Aptos" w:cs="Cambria Math"/>
-          <w:color w:val="000000" w:themeColor="text1"/>
-          <w:sz w:val="20"/>
-          <w:szCs w:val="20"/>
-          <w:vertAlign w:val="subscript"/>
-        </w:rPr>
-        <w:t>room_type</w:t>
-      </w:r>
-      <w:proofErr w:type="spellEnd"/>
-      <w:r>
-        <w:rPr>
-          <w:rFonts w:ascii="Aptos" w:hAnsi="Aptos" w:cs="Cambria Math"/>
-          <w:color w:val="000000" w:themeColor="text1"/>
-          <w:sz w:val="20"/>
-          <w:szCs w:val="20"/>
-          <w:vertAlign w:val="subscript"/>
-        </w:rPr>
-        <w:t>=”single”</w:t>
-      </w:r>
-      <w:r>
-        <w:rPr>
-          <w:rFonts w:ascii="Aptos" w:hAnsi="Aptos" w:cs="Cambria Math"/>
-          <w:color w:val="000000" w:themeColor="text1"/>
-          <w:sz w:val="20"/>
-          <w:szCs w:val="20"/>
-          <w:vertAlign w:val="subscript"/>
-        </w:rPr>
-        <w:t xml:space="preserve"> </w:t>
-      </w:r>
-      <w:r>
-        <w:rPr>
-          <w:rFonts w:ascii="Cambria Math" w:hAnsi="Cambria Math" w:cs="Cambria Math"/>
-          <w:color w:val="000000" w:themeColor="text1"/>
-          <w:sz w:val="20"/>
-          <w:szCs w:val="20"/>
-          <w:vertAlign w:val="subscript"/>
-        </w:rPr>
-        <w:t>∧</w:t>
-      </w:r>
-      <w:r>
-        <w:rPr>
-          <w:rFonts w:ascii="Aptos" w:hAnsi="Aptos" w:cs="Cambria Math"/>
-          <w:color w:val="000000" w:themeColor="text1"/>
-          <w:sz w:val="20"/>
-          <w:szCs w:val="20"/>
-          <w:vertAlign w:val="subscript"/>
-        </w:rPr>
-        <w:t xml:space="preserve"> </w:t>
-      </w:r>
-      <w:proofErr w:type="spellStart"/>
-      <w:r>
-        <w:rPr>
-          <w:rFonts w:ascii="Aptos" w:hAnsi="Aptos" w:cs="Cambria Math"/>
-          <w:color w:val="000000" w:themeColor="text1"/>
-          <w:sz w:val="20"/>
-          <w:szCs w:val="20"/>
-          <w:vertAlign w:val="subscript"/>
-        </w:rPr>
-        <w:t>room_price</w:t>
-      </w:r>
-      <w:proofErr w:type="spellEnd"/>
-      <w:r>
-        <w:rPr>
-          <w:rFonts w:ascii="Aptos" w:hAnsi="Aptos" w:cs="Cambria Math"/>
-          <w:color w:val="000000" w:themeColor="text1"/>
-          <w:sz w:val="20"/>
-          <w:szCs w:val="20"/>
-          <w:vertAlign w:val="subscript"/>
-        </w:rPr>
-        <w:t>&lt;50</w:t>
-      </w:r>
-      <w:r>
-        <w:rPr>
-          <w:rFonts w:ascii="Aptos" w:hAnsi="Aptos" w:cs="Cambria Math"/>
-          <w:color w:val="000000" w:themeColor="text1"/>
-          <w:sz w:val="20"/>
-          <w:szCs w:val="20"/>
-        </w:rPr>
-        <w:t>(ROOM)</w:t>
+          <w:rFonts w:ascii="Cambria Math" w:hAnsi="Cambria Math" w:cs="Cambria Math"/>
+          <w:color w:val="000000" w:themeColor="text1"/>
+          <w:sz w:val="20"/>
+          <w:szCs w:val="20"/>
+        </w:rPr>
+      </w:pPr>
+      <w:r>
+        <w:rPr>
+          <w:rFonts w:ascii="Cambria Math" w:hAnsi="Cambria Math" w:cs="Cambria Math"/>
+          <w:color w:val="000000" w:themeColor="text1"/>
+          <w:sz w:val="20"/>
+          <w:szCs w:val="20"/>
+        </w:rPr>
+        <w:t>σ ROOM_TYPE = ‘Single’ , ROOM_PRICE &lt; 50  (Room</w:t>
+      </w:r>
+      <w:r>
+        <w:rPr>
+          <w:rFonts w:ascii="Cambria Math" w:hAnsi="Cambria Math" w:cs="Cambria Math"/>
+          <w:color w:val="000000" w:themeColor="text1"/>
+          <w:sz w:val="20"/>
+          <w:szCs w:val="20"/>
+        </w:rPr>
+        <w:t>)</w:t>
       </w:r>
     </w:p>
     <w:p>
@@ -910,135 +818,80 @@
         <w:spacing w:before="0" w:beforeAutospacing="0" w:after="0" w:afterAutospacing="0"/>
         <w:ind w:left="720"/>
         <w:rPr>
-          <w:rFonts w:ascii="Aptos" w:hAnsi="Aptos" w:cs="Open Sans"/>
-          <w:color w:val="000000" w:themeColor="text1"/>
-          <w:sz w:val="20"/>
-          <w:szCs w:val="20"/>
-        </w:rPr>
-      </w:pPr>
-      <w:r>
-        <w:rPr>
-          <w:rFonts w:ascii="Cambria Math" w:hAnsi="Cambria Math" w:cs="Cambria Math"/>
-          <w:color w:val="000000" w:themeColor="text1"/>
-          <w:sz w:val="20"/>
-          <w:szCs w:val="20"/>
-        </w:rPr>
-        <w:t>𝛔</w:t>
-      </w:r>
-      <w:proofErr w:type="spellStart"/>
-      <w:r>
-        <w:rPr>
-          <w:rFonts w:ascii="Aptos" w:hAnsi="Aptos" w:cs="Cambria Math"/>
-          <w:color w:val="000000" w:themeColor="text1"/>
-          <w:sz w:val="20"/>
-          <w:szCs w:val="20"/>
-          <w:vertAlign w:val="subscript"/>
+          <w:rFonts w:ascii="Cambria Math" w:hAnsi="Cambria Math" w:cs="Cambria Math"/>
+          <w:color w:val="000000" w:themeColor="text1"/>
+          <w:sz w:val="20"/>
+          <w:szCs w:val="20"/>
+        </w:rPr>
+      </w:pPr>
+      <w:r>
+        <w:rPr>
+          <w:rFonts w:ascii="Cambria Math" w:hAnsi="Cambria Math" w:cs="Cambria Math"/>
+          <w:color w:val="000000" w:themeColor="text1"/>
+          <w:sz w:val="20"/>
+          <w:szCs w:val="20"/>
+        </w:rPr>
+        <w:t xml:space="preserve">𝝿 </w:t>
+      </w:r>
+      <w:proofErr w:type="spellStart"/>
+      <w:r>
+        <w:rPr>
+          <w:rFonts w:ascii="Cambria Math" w:hAnsi="Cambria Math" w:cs="Cambria Math"/>
+          <w:color w:val="000000" w:themeColor="text1"/>
+          <w:sz w:val="20"/>
+          <w:szCs w:val="20"/>
+        </w:rPr>
+        <w:t>hotel_no</w:t>
+      </w:r>
+      <w:proofErr w:type="spellEnd"/>
+      <w:r>
+        <w:rPr>
+          <w:rFonts w:ascii="Cambria Math" w:hAnsi="Cambria Math" w:cs="Cambria Math"/>
+          <w:color w:val="000000" w:themeColor="text1"/>
+          <w:sz w:val="20"/>
+          <w:szCs w:val="20"/>
+        </w:rPr>
+        <w:t xml:space="preserve">, </w:t>
+      </w:r>
+      <w:proofErr w:type="spellStart"/>
+      <w:r>
+        <w:rPr>
+          <w:rFonts w:ascii="Cambria Math" w:hAnsi="Cambria Math" w:cs="Cambria Math"/>
+          <w:color w:val="000000" w:themeColor="text1"/>
+          <w:sz w:val="20"/>
+          <w:szCs w:val="20"/>
+        </w:rPr>
+        <w:t>hotel_name</w:t>
+      </w:r>
+      <w:proofErr w:type="spellEnd"/>
+      <w:r>
+        <w:rPr>
+          <w:rFonts w:ascii="Cambria Math" w:hAnsi="Cambria Math" w:cs="Cambria Math"/>
+          <w:color w:val="000000" w:themeColor="text1"/>
+          <w:sz w:val="20"/>
+          <w:szCs w:val="20"/>
+        </w:rPr>
+        <w:t xml:space="preserve">( σ </w:t>
+      </w:r>
+      <w:proofErr w:type="spellStart"/>
+      <w:r>
+        <w:rPr>
+          <w:rFonts w:ascii="Cambria Math" w:hAnsi="Cambria Math" w:cs="Cambria Math"/>
+          <w:color w:val="000000" w:themeColor="text1"/>
+          <w:sz w:val="20"/>
+          <w:szCs w:val="20"/>
         </w:rPr>
         <w:t>hotel_city</w:t>
       </w:r>
       <w:proofErr w:type="spellEnd"/>
       <w:r>
         <w:rPr>
-          <w:rFonts w:ascii="Aptos" w:hAnsi="Aptos" w:cs="Cambria Math"/>
-          <w:color w:val="000000" w:themeColor="text1"/>
-          <w:sz w:val="20"/>
-          <w:szCs w:val="20"/>
-          <w:vertAlign w:val="subscript"/>
-        </w:rPr>
-        <w:t xml:space="preserve">=”Melbourne” </w:t>
-      </w:r>
-      <w:r>
-        <w:rPr>
-          <w:rFonts w:ascii="Aptos" w:hAnsi="Aptos" w:cs="Open Sans"/>
-          <w:color w:val="000000" w:themeColor="text1"/>
-          <w:sz w:val="20"/>
-          <w:szCs w:val="20"/>
-        </w:rPr>
-        <w:t>(</w:t>
-      </w:r>
-      <w:r>
-        <w:rPr>
-          <w:rFonts w:ascii="Cambria Math" w:hAnsi="Cambria Math" w:cs="Cambria Math"/>
-          <w:color w:val="000000" w:themeColor="text1"/>
-          <w:sz w:val="20"/>
-          <w:szCs w:val="20"/>
-        </w:rPr>
-        <w:t>𝝿</w:t>
-      </w:r>
-      <w:r>
-        <w:rPr>
-          <w:rFonts w:ascii="Aptos" w:hAnsi="Aptos" w:cs="Open Sans"/>
-          <w:color w:val="000000" w:themeColor="text1"/>
-          <w:sz w:val="20"/>
-          <w:szCs w:val="20"/>
-          <w:vertAlign w:val="subscript"/>
-        </w:rPr>
-        <w:t xml:space="preserve"> (</w:t>
-      </w:r>
-      <w:proofErr w:type="spellStart"/>
-      <w:r>
-        <w:rPr>
-          <w:rFonts w:ascii="Aptos" w:hAnsi="Aptos" w:cs="Open Sans"/>
-          <w:color w:val="000000" w:themeColor="text1"/>
-          <w:sz w:val="20"/>
-          <w:szCs w:val="20"/>
-          <w:vertAlign w:val="subscript"/>
-        </w:rPr>
-        <w:t>hotel_no</w:t>
-      </w:r>
-      <w:proofErr w:type="spellEnd"/>
-      <w:r>
-        <w:rPr>
-          <w:rFonts w:ascii="Aptos" w:hAnsi="Aptos" w:cs="Open Sans"/>
-          <w:color w:val="000000" w:themeColor="text1"/>
-          <w:sz w:val="20"/>
-          <w:szCs w:val="20"/>
-          <w:vertAlign w:val="subscript"/>
-        </w:rPr>
-        <w:t xml:space="preserve">, </w:t>
-      </w:r>
-      <w:proofErr w:type="spellStart"/>
-      <w:r>
-        <w:rPr>
-          <w:rFonts w:ascii="Aptos" w:hAnsi="Aptos" w:cs="Open Sans"/>
-          <w:color w:val="000000" w:themeColor="text1"/>
-          <w:sz w:val="20"/>
-          <w:szCs w:val="20"/>
-          <w:vertAlign w:val="subscript"/>
-        </w:rPr>
-        <w:t>hotel_name</w:t>
-      </w:r>
-      <w:proofErr w:type="spellEnd"/>
-      <w:r>
-        <w:rPr>
-          <w:rFonts w:ascii="Aptos" w:hAnsi="Aptos" w:cs="Open Sans"/>
-          <w:color w:val="000000" w:themeColor="text1"/>
-          <w:sz w:val="20"/>
-          <w:szCs w:val="20"/>
-          <w:vertAlign w:val="subscript"/>
-        </w:rPr>
-        <w:t xml:space="preserve">, </w:t>
-      </w:r>
-      <w:proofErr w:type="spellStart"/>
-      <w:r>
-        <w:rPr>
-          <w:rFonts w:ascii="Aptos" w:hAnsi="Aptos" w:cs="Open Sans"/>
-          <w:color w:val="000000" w:themeColor="text1"/>
-          <w:sz w:val="20"/>
-          <w:szCs w:val="20"/>
-          <w:vertAlign w:val="subscript"/>
-        </w:rPr>
-        <w:t>hotel_city</w:t>
-      </w:r>
-      <w:proofErr w:type="spellEnd"/>
-      <w:r>
-        <w:rPr>
-          <w:rFonts w:ascii="Aptos" w:hAnsi="Aptos" w:cs="Open Sans"/>
-          <w:color w:val="000000" w:themeColor="text1"/>
-          <w:sz w:val="20"/>
-          <w:szCs w:val="20"/>
-        </w:rPr>
-        <w:t>(HOTEL))</w:t>
+          <w:rFonts w:ascii="Cambria Math" w:hAnsi="Cambria Math" w:cs="Cambria Math"/>
+          <w:color w:val="000000" w:themeColor="text1"/>
+          <w:sz w:val="20"/>
+          <w:szCs w:val="20"/>
+        </w:rPr>
+        <w:t xml:space="preserve"> = ‘Melbourne’)(HOTEL)</w:t>
       </w:r>
     </w:p>
     <w:p>
@@ -1200,16 +1053,16 @@
           <w:sz w:val="20"/>
           <w:szCs w:val="20"/>
         </w:rPr>
-        <w:t>⨝</w:t>
-      </w:r>
-      <w:r>
-        <w:rPr>
-          <w:rFonts w:ascii="Cambria Math" w:hAnsi="Cambria Math" w:cs="Cambria Math"/>
-          <w:color w:val="000000" w:themeColor="text1"/>
-          <w:sz w:val="20"/>
-          <w:szCs w:val="20"/>
-        </w:rPr>
-        <w:t xml:space="preserve"> HOTEL)</w:t>
+        <w:t>⨝ HOTEL)</w:t>
+      </w:r>
+      <w:r>
+        <w:rPr>
+          <w:rFonts w:ascii="Cambria Math" w:hAnsi="Cambria Math" w:cs="Cambria Math"/>
+          <w:color w:val="000000" w:themeColor="text1"/>
+          <w:sz w:val="20"/>
+          <w:szCs w:val="20"/>
+        </w:rPr>
+        <w:tab/>
       </w:r>
     </w:p>
     <w:p>
@@ -1312,16 +1165,7 @@
           <w:sz w:val="20"/>
           <w:szCs w:val="20"/>
         </w:rPr>
-        <w:t>(</w:t>
-      </w:r>
-      <w:r>
-        <w:rPr>
-          <w:rFonts w:ascii="Cambria Math" w:hAnsi="Cambria Math" w:cs="Cambria Math"/>
-          <w:color w:val="000000" w:themeColor="text1"/>
-          <w:sz w:val="20"/>
-          <w:szCs w:val="20"/>
-        </w:rPr>
-        <w:t>𝛔</w:t>
+        <w:t>(𝛔</w:t>
       </w:r>
       <w:proofErr w:type="spellStart"/>
       <w:r>
@@ -1352,16 +1196,7 @@
           <w:sz w:val="20"/>
           <w:szCs w:val="20"/>
         </w:rPr>
-        <w:t xml:space="preserve">(ROOM) </w:t>
-      </w:r>
-      <w:r>
-        <w:rPr>
-          <w:rFonts w:ascii="Cambria Math" w:hAnsi="Cambria Math" w:cs="Cambria Math"/>
-          <w:color w:val="000000" w:themeColor="text1"/>
-          <w:sz w:val="20"/>
-          <w:szCs w:val="20"/>
-        </w:rPr>
-        <w:t>⨝ HOTEL)</w:t>
+        <w:t>(ROOM) ⨝ HOTEL)</w:t>
       </w:r>
     </w:p>
     <w:p>
@@ -1495,25 +1330,7 @@
           <w:sz w:val="20"/>
           <w:szCs w:val="20"/>
         </w:rPr>
-        <w:t>⋈</w:t>
-      </w:r>
-      <w:r>
-        <w:rPr>
-          <w:rFonts w:ascii="Cambria Math" w:hAnsi="Cambria Math" w:cs="Cambria Math"/>
-          <w:color w:val="000000" w:themeColor="text1"/>
-          <w:sz w:val="20"/>
-          <w:szCs w:val="20"/>
-        </w:rPr>
-        <w:t xml:space="preserve"> (</w:t>
-      </w:r>
-      <w:r>
-        <w:rPr>
-          <w:rFonts w:ascii="Cambria Math" w:hAnsi="Cambria Math" w:cs="Cambria Math"/>
-          <w:color w:val="000000" w:themeColor="text1"/>
-          <w:sz w:val="20"/>
-          <w:szCs w:val="20"/>
-        </w:rPr>
-        <w:t>𝛔</w:t>
+        <w:t>⋈ (𝛔</w:t>
       </w:r>
       <w:proofErr w:type="spellStart"/>
       <w:r>
@@ -1544,25 +1361,7 @@
           <w:sz w:val="20"/>
           <w:szCs w:val="20"/>
         </w:rPr>
-        <w:t>( ROOM</w:t>
-      </w:r>
-      <w:r>
-        <w:rPr>
-          <w:rFonts w:ascii="Cambria Math" w:hAnsi="Cambria Math" w:cs="Cambria Math"/>
-          <w:color w:val="000000" w:themeColor="text1"/>
-          <w:sz w:val="20"/>
-          <w:szCs w:val="20"/>
-        </w:rPr>
-        <w:t>⋈</w:t>
-      </w:r>
-      <w:r>
-        <w:rPr>
-          <w:rFonts w:ascii="Cambria Math" w:hAnsi="Cambria Math" w:cs="Cambria Math"/>
-          <w:color w:val="000000" w:themeColor="text1"/>
-          <w:sz w:val="20"/>
-          <w:szCs w:val="20"/>
-        </w:rPr>
-        <w:t>BOOKING)))</w:t>
+        <w:t>( ROOM⋈BOOKING)))</w:t>
       </w:r>
     </w:p>
     <w:p>
@@ -1694,43 +1493,7 @@
           <w:sz w:val="20"/>
           <w:szCs w:val="20"/>
         </w:rPr>
-        <w:t>⋈</w:t>
-      </w:r>
-      <w:r>
-        <w:rPr>
-          <w:rFonts w:ascii="Cambria Math" w:hAnsi="Cambria Math" w:cs="Cambria Math"/>
-          <w:color w:val="000000" w:themeColor="text1"/>
-          <w:sz w:val="20"/>
-          <w:szCs w:val="20"/>
-        </w:rPr>
-        <w:t xml:space="preserve"> ( BOOKING </w:t>
-      </w:r>
-      <w:r>
-        <w:rPr>
-          <w:rFonts w:ascii="Cambria Math" w:hAnsi="Cambria Math" w:cs="Cambria Math"/>
-          <w:color w:val="000000" w:themeColor="text1"/>
-          <w:sz w:val="20"/>
-          <w:szCs w:val="20"/>
-        </w:rPr>
-        <w:t>⋈</w:t>
-      </w:r>
-      <w:r>
-        <w:rPr>
-          <w:rFonts w:ascii="Cambria Math" w:hAnsi="Cambria Math" w:cs="Cambria Math"/>
-          <w:color w:val="000000" w:themeColor="text1"/>
-          <w:sz w:val="20"/>
-          <w:szCs w:val="20"/>
-        </w:rPr>
-        <w:t xml:space="preserve"> (</w:t>
-      </w:r>
-      <w:r>
-        <w:rPr>
-          <w:rFonts w:ascii="Cambria Math" w:hAnsi="Cambria Math" w:cs="Cambria Math"/>
-          <w:color w:val="000000" w:themeColor="text1"/>
-          <w:sz w:val="20"/>
-          <w:szCs w:val="20"/>
-        </w:rPr>
-        <w:t>𝛔</w:t>
+        <w:t>⋈ ( BOOKING ⋈ (𝛔</w:t>
       </w:r>
       <w:proofErr w:type="spellStart"/>
       <w:r>
@@ -1800,7 +1563,7 @@
         </w:rPr>
         <w:lastRenderedPageBreak/>
         <w:drawing>
-          <wp:anchor distT="0" distB="0" distL="114300" distR="114300" simplePos="0" relativeHeight="251658240" behindDoc="1" locked="0" layoutInCell="1" allowOverlap="1" wp14:anchorId="6F35CED5" wp14:editId="19EEBFCE">
+          <wp:anchor distT="0" distB="0" distL="114300" distR="114300" simplePos="0" relativeHeight="251658240" behindDoc="1" locked="0" layoutInCell="1" allowOverlap="1" wp14:anchorId="6F35CED5" wp14:editId="2C45A945">
             <wp:simplePos x="0" y="0"/>
             <wp:positionH relativeFrom="column">
               <wp:posOffset>4615926</wp:posOffset>
@@ -1869,7 +1632,7 @@
           <w:szCs w:val="20"/>
         </w:rPr>
         <w:drawing>
-          <wp:anchor distT="0" distB="0" distL="114300" distR="114300" simplePos="0" relativeHeight="251659264" behindDoc="1" locked="0" layoutInCell="1" allowOverlap="1" wp14:anchorId="46BED7A7" wp14:editId="3A52EA2E">
+          <wp:anchor distT="0" distB="0" distL="114300" distR="114300" simplePos="0" relativeHeight="251659264" behindDoc="1" locked="0" layoutInCell="1" allowOverlap="1" wp14:anchorId="46BED7A7" wp14:editId="4DAE2170">
             <wp:simplePos x="0" y="0"/>
             <wp:positionH relativeFrom="column">
               <wp:posOffset>2920365</wp:posOffset>
@@ -2305,6 +2068,7 @@
         </w:rPr>
         <w:t>SALE (</w:t>
       </w:r>
+      <w:proofErr w:type="spellStart"/>
       <w:r>
         <w:rPr>
           <w:rFonts w:ascii="Open Sans" w:hAnsi="Open Sans" w:cs="Open Sans"/>
@@ -2317,6 +2081,7 @@
         </w:rPr>
         <w:t>cust_id</w:t>
       </w:r>
+      <w:proofErr w:type="spellEnd"/>
       <w:r>
         <w:rPr>
           <w:rFonts w:ascii="Open Sans" w:hAnsi="Open Sans" w:cs="Open Sans"/>
@@ -2593,15 +2358,49 @@
         </w:rPr>
         <w:t>𝝿</w:t>
       </w:r>
-      <w:r>
-        <w:rPr>
-          <w:rFonts w:ascii="Cambria Math" w:hAnsi="Cambria Math" w:cs="Cambria Math"/>
-          <w:color w:val="000000" w:themeColor="text1"/>
-          <w:sz w:val="20"/>
-          <w:szCs w:val="20"/>
-          <w:vertAlign w:val="subscript"/>
-        </w:rPr>
-        <w:t xml:space="preserve">cust_id, cust_name, </w:t>
+      <w:proofErr w:type="spellStart"/>
+      <w:r>
+        <w:rPr>
+          <w:rFonts w:ascii="Cambria Math" w:hAnsi="Cambria Math" w:cs="Cambria Math"/>
+          <w:color w:val="000000" w:themeColor="text1"/>
+          <w:sz w:val="20"/>
+          <w:szCs w:val="20"/>
+          <w:vertAlign w:val="subscript"/>
+        </w:rPr>
+        <w:t>cust_id</w:t>
+      </w:r>
+      <w:proofErr w:type="spellEnd"/>
+      <w:r>
+        <w:rPr>
+          <w:rFonts w:ascii="Cambria Math" w:hAnsi="Cambria Math" w:cs="Cambria Math"/>
+          <w:color w:val="000000" w:themeColor="text1"/>
+          <w:sz w:val="20"/>
+          <w:szCs w:val="20"/>
+          <w:vertAlign w:val="subscript"/>
+        </w:rPr>
+        <w:t xml:space="preserve">, </w:t>
+      </w:r>
+      <w:proofErr w:type="spellStart"/>
+      <w:r>
+        <w:rPr>
+          <w:rFonts w:ascii="Cambria Math" w:hAnsi="Cambria Math" w:cs="Cambria Math"/>
+          <w:color w:val="000000" w:themeColor="text1"/>
+          <w:sz w:val="20"/>
+          <w:szCs w:val="20"/>
+          <w:vertAlign w:val="subscript"/>
+        </w:rPr>
+        <w:t>cust_name</w:t>
+      </w:r>
+      <w:proofErr w:type="spellEnd"/>
+      <w:r>
+        <w:rPr>
+          <w:rFonts w:ascii="Cambria Math" w:hAnsi="Cambria Math" w:cs="Cambria Math"/>
+          <w:color w:val="000000" w:themeColor="text1"/>
+          <w:sz w:val="20"/>
+          <w:szCs w:val="20"/>
+          <w:vertAlign w:val="subscript"/>
+        </w:rPr>
+        <w:t xml:space="preserve">, </w:t>
       </w:r>
       <w:proofErr w:type="spellStart"/>
       <w:r>
@@ -2755,6 +2554,7 @@
         </w:rPr>
         <w:t>𝝿</w:t>
       </w:r>
+      <w:proofErr w:type="spellStart"/>
       <w:r>
         <w:rPr>
           <w:rFonts w:ascii="Cambria Math" w:hAnsi="Cambria Math" w:cs="Cambria Math"/>
@@ -2765,6 +2565,7 @@
         </w:rPr>
         <w:t>cust_name</w:t>
       </w:r>
+      <w:proofErr w:type="spellEnd"/>
       <w:r>
         <w:rPr>
           <w:rFonts w:ascii="Cambria Math" w:hAnsi="Cambria Math" w:cs="Cambria Math"/>
@@ -3233,6 +3034,24 @@
           <w:sz w:val="20"/>
           <w:szCs w:val="20"/>
         </w:rPr>
+        <w:t xml:space="preserve">(STAFF </w:t>
+      </w:r>
+      <w:r>
+        <w:rPr>
+          <w:rFonts w:ascii="Cambria Math" w:hAnsi="Cambria Math" w:cs="Cambria Math"/>
+          <w:color w:val="000000" w:themeColor="text1"/>
+          <w:sz w:val="20"/>
+          <w:szCs w:val="20"/>
+        </w:rPr>
+        <w:t>⨝</w:t>
+      </w:r>
+      <w:r>
+        <w:rPr>
+          <w:rFonts w:ascii="Cambria Math" w:hAnsi="Cambria Math" w:cs="Cambria Math"/>
+          <w:color w:val="000000" w:themeColor="text1"/>
+          <w:sz w:val="20"/>
+          <w:szCs w:val="20"/>
+        </w:rPr>
         <w:t>(</w:t>
       </w:r>
       <w:r>
@@ -3242,33 +3061,6 @@
           <w:sz w:val="20"/>
           <w:szCs w:val="20"/>
         </w:rPr>
-        <w:t xml:space="preserve">STAFF </w:t>
-      </w:r>
-      <w:r>
-        <w:rPr>
-          <w:rFonts w:ascii="Cambria Math" w:hAnsi="Cambria Math" w:cs="Cambria Math"/>
-          <w:color w:val="000000" w:themeColor="text1"/>
-          <w:sz w:val="20"/>
-          <w:szCs w:val="20"/>
-        </w:rPr>
-        <w:t>⨝</w:t>
-      </w:r>
-      <w:r>
-        <w:rPr>
-          <w:rFonts w:ascii="Cambria Math" w:hAnsi="Cambria Math" w:cs="Cambria Math"/>
-          <w:color w:val="000000" w:themeColor="text1"/>
-          <w:sz w:val="20"/>
-          <w:szCs w:val="20"/>
-        </w:rPr>
-        <w:t>(</w:t>
-      </w:r>
-      <w:r>
-        <w:rPr>
-          <w:rFonts w:ascii="Cambria Math" w:hAnsi="Cambria Math" w:cs="Cambria Math"/>
-          <w:color w:val="000000" w:themeColor="text1"/>
-          <w:sz w:val="20"/>
-          <w:szCs w:val="20"/>
-        </w:rPr>
         <w:t>𝝿</w:t>
       </w:r>
       <w:r>
@@ -3288,16 +3080,7 @@
           <w:sz w:val="20"/>
           <w:szCs w:val="20"/>
         </w:rPr>
-        <w:t>(SALE)</w:t>
-      </w:r>
-      <w:r>
-        <w:rPr>
-          <w:rFonts w:ascii="Cambria Math" w:hAnsi="Cambria Math" w:cs="Cambria Math"/>
-          <w:color w:val="000000" w:themeColor="text1"/>
-          <w:sz w:val="20"/>
-          <w:szCs w:val="20"/>
-        </w:rPr>
-        <w:t>))</w:t>
+        <w:t>(SALE)))</w:t>
       </w:r>
     </w:p>
     <w:p>
@@ -4162,6 +3945,7 @@
   <w:style w:type="character" w:default="1" w:styleId="DefaultParagraphFont">
     <w:name w:val="Default Paragraph Font"/>
     <w:uiPriority w:val="1"/>
+    <w:semiHidden/>
     <w:unhideWhenUsed/>
   </w:style>
   <w:style w:type="table" w:default="1" w:styleId="TableNormal">

--- a/Applied/App04/FIT2094 Applied 4-2 Relational Algebra.docx
+++ b/Applied/App04/FIT2094 Applied 4-2 Relational Algebra.docx
@@ -560,6 +560,462 @@
     <w:p>
       <w:pPr>
         <w:pStyle w:val="amber-el"/>
+        <w:spacing w:before="0" w:beforeAutospacing="0" w:after="0" w:afterAutospacing="0"/>
+        <w:rPr>
+          <w:rFonts w:ascii="Aptos" w:hAnsi="Aptos" w:cs="Open Sans"/>
+          <w:b/>
+          <w:bCs/>
+          <w:color w:val="000000" w:themeColor="text1"/>
+          <w:sz w:val="20"/>
+          <w:szCs w:val="20"/>
+        </w:rPr>
+      </w:pPr>
+    </w:p>
+    <w:p>
+      <w:pPr>
+        <w:pStyle w:val="amber-el"/>
+        <w:spacing w:before="0" w:beforeAutospacing="0" w:after="0" w:afterAutospacing="0"/>
+        <w:rPr>
+          <w:rFonts w:ascii="Aptos" w:hAnsi="Aptos" w:cs="Open Sans"/>
+          <w:color w:val="000000" w:themeColor="text1"/>
+          <w:sz w:val="20"/>
+          <w:szCs w:val="20"/>
+        </w:rPr>
+      </w:pPr>
+      <w:r>
+        <w:rPr>
+          <w:rFonts w:ascii="Aptos" w:hAnsi="Aptos" w:cs="Open Sans"/>
+          <w:color w:val="000000" w:themeColor="text1"/>
+          <w:sz w:val="20"/>
+          <w:szCs w:val="20"/>
+        </w:rPr>
+        <w:t>List all numbers, names, and addresses of guests currently staying at the Grosvenor Hotel (assume that if the guest has a tuple in the BOOKING relation, then they are currently staying in the hotel)</w:t>
+      </w:r>
+    </w:p>
+    <w:p>
+      <w:pPr>
+        <w:pStyle w:val="amber-el"/>
+        <w:spacing w:before="0" w:beforeAutospacing="0" w:after="0" w:afterAutospacing="0"/>
+        <w:rPr>
+          <w:rFonts w:ascii="Aptos" w:hAnsi="Aptos" w:cs="Open Sans"/>
+          <w:b/>
+          <w:bCs/>
+          <w:color w:val="000000" w:themeColor="text1"/>
+          <w:sz w:val="20"/>
+          <w:szCs w:val="20"/>
+        </w:rPr>
+      </w:pPr>
+    </w:p>
+    <w:p>
+      <w:pPr>
+        <w:pStyle w:val="amber-el"/>
+        <w:spacing w:before="0" w:beforeAutospacing="0" w:after="0" w:afterAutospacing="0"/>
+        <w:rPr>
+          <w:rFonts w:ascii="Cambria Math" w:hAnsi="Cambria Math" w:cs="Cambria Math"/>
+          <w:color w:val="000000" w:themeColor="text1"/>
+          <w:sz w:val="20"/>
+          <w:szCs w:val="20"/>
+        </w:rPr>
+      </w:pPr>
+      <w:r>
+        <w:rPr>
+          <w:rFonts w:ascii="Aptos" w:hAnsi="Aptos" w:cs="Open Sans"/>
+          <w:color w:val="000000" w:themeColor="text1"/>
+          <w:sz w:val="20"/>
+          <w:szCs w:val="20"/>
+        </w:rPr>
+        <w:t>R1 =</w:t>
+      </w:r>
+      <w:r>
+        <w:rPr>
+          <w:rFonts w:ascii="Aptos" w:hAnsi="Aptos" w:cs="Open Sans"/>
+          <w:color w:val="000000" w:themeColor="text1"/>
+          <w:sz w:val="20"/>
+          <w:szCs w:val="20"/>
+        </w:rPr>
+        <w:t xml:space="preserve"> </w:t>
+      </w:r>
+      <w:r>
+        <w:rPr>
+          <w:rFonts w:ascii="Cambria Math" w:hAnsi="Cambria Math" w:cs="Cambria Math"/>
+          <w:color w:val="000000" w:themeColor="text1"/>
+          <w:sz w:val="20"/>
+          <w:szCs w:val="20"/>
+        </w:rPr>
+        <w:t>𝝿</w:t>
+      </w:r>
+      <w:r>
+        <w:rPr>
+          <w:rFonts w:ascii="Cambria Math" w:hAnsi="Cambria Math" w:cs="Cambria Math"/>
+          <w:color w:val="000000" w:themeColor="text1"/>
+          <w:sz w:val="20"/>
+          <w:szCs w:val="20"/>
+        </w:rPr>
+        <w:t xml:space="preserve"> </w:t>
+      </w:r>
+      <w:proofErr w:type="spellStart"/>
+      <w:r>
+        <w:rPr>
+          <w:rFonts w:ascii="Cambria Math" w:hAnsi="Cambria Math" w:cs="Cambria Math"/>
+          <w:color w:val="000000" w:themeColor="text1"/>
+          <w:sz w:val="20"/>
+          <w:szCs w:val="20"/>
+        </w:rPr>
+        <w:t>hotel_no</w:t>
+      </w:r>
+      <w:proofErr w:type="spellEnd"/>
+      <w:r>
+        <w:rPr>
+          <w:rFonts w:ascii="Cambria Math" w:hAnsi="Cambria Math" w:cs="Cambria Math"/>
+          <w:color w:val="000000" w:themeColor="text1"/>
+          <w:sz w:val="20"/>
+          <w:szCs w:val="20"/>
+        </w:rPr>
+        <w:t xml:space="preserve"> (</w:t>
+      </w:r>
+      <w:r>
+        <w:rPr>
+          <w:rFonts w:ascii="Cambria Math" w:hAnsi="Cambria Math" w:cs="Cambria Math"/>
+          <w:color w:val="000000" w:themeColor="text1"/>
+          <w:sz w:val="20"/>
+          <w:szCs w:val="20"/>
+        </w:rPr>
+        <w:t>𝛔</w:t>
+      </w:r>
+      <w:proofErr w:type="spellStart"/>
+      <w:r>
+        <w:rPr>
+          <w:rFonts w:ascii="Cambria Math" w:hAnsi="Cambria Math" w:cs="Cambria Math"/>
+          <w:color w:val="000000" w:themeColor="text1"/>
+          <w:sz w:val="20"/>
+          <w:szCs w:val="20"/>
+        </w:rPr>
+        <w:t>hotel_name</w:t>
+      </w:r>
+      <w:proofErr w:type="spellEnd"/>
+      <w:r>
+        <w:rPr>
+          <w:rFonts w:ascii="Cambria Math" w:hAnsi="Cambria Math" w:cs="Cambria Math"/>
+          <w:color w:val="000000" w:themeColor="text1"/>
+          <w:sz w:val="20"/>
+          <w:szCs w:val="20"/>
+        </w:rPr>
+        <w:t xml:space="preserve"> =”Grosvenor” (HOTEL))</w:t>
+      </w:r>
+    </w:p>
+    <w:p>
+      <w:pPr>
+        <w:pStyle w:val="amber-el"/>
+        <w:spacing w:before="0" w:beforeAutospacing="0" w:after="0" w:afterAutospacing="0"/>
+        <w:rPr>
+          <w:rFonts w:ascii="Cambria Math" w:hAnsi="Cambria Math" w:cs="Cambria Math"/>
+          <w:color w:val="000000" w:themeColor="text1"/>
+          <w:sz w:val="20"/>
+          <w:szCs w:val="20"/>
+        </w:rPr>
+      </w:pPr>
+    </w:p>
+    <w:p>
+      <w:pPr>
+        <w:pStyle w:val="amber-el"/>
+        <w:spacing w:before="0" w:beforeAutospacing="0" w:after="0" w:afterAutospacing="0"/>
+        <w:rPr>
+          <w:rFonts w:ascii="Cambria Math" w:hAnsi="Cambria Math" w:cs="Cambria Math"/>
+          <w:color w:val="000000" w:themeColor="text1"/>
+          <w:sz w:val="20"/>
+          <w:szCs w:val="20"/>
+        </w:rPr>
+      </w:pPr>
+      <w:r>
+        <w:rPr>
+          <w:rFonts w:ascii="Cambria Math" w:hAnsi="Cambria Math" w:cs="Cambria Math"/>
+          <w:color w:val="000000" w:themeColor="text1"/>
+          <w:sz w:val="20"/>
+          <w:szCs w:val="20"/>
+        </w:rPr>
+        <w:t xml:space="preserve">R2 = </w:t>
+      </w:r>
+      <w:r>
+        <w:rPr>
+          <w:rFonts w:ascii="Cambria Math" w:hAnsi="Cambria Math" w:cs="Cambria Math"/>
+          <w:color w:val="000000" w:themeColor="text1"/>
+          <w:sz w:val="20"/>
+          <w:szCs w:val="20"/>
+        </w:rPr>
+        <w:t>𝝿</w:t>
+      </w:r>
+      <w:r>
+        <w:rPr>
+          <w:rFonts w:ascii="Cambria Math" w:hAnsi="Cambria Math" w:cs="Cambria Math"/>
+          <w:color w:val="000000" w:themeColor="text1"/>
+          <w:sz w:val="20"/>
+          <w:szCs w:val="20"/>
+        </w:rPr>
+        <w:t xml:space="preserve"> </w:t>
+      </w:r>
+      <w:proofErr w:type="spellStart"/>
+      <w:r>
+        <w:rPr>
+          <w:rFonts w:ascii="Cambria Math" w:hAnsi="Cambria Math" w:cs="Cambria Math"/>
+          <w:color w:val="000000" w:themeColor="text1"/>
+          <w:sz w:val="20"/>
+          <w:szCs w:val="20"/>
+        </w:rPr>
+        <w:t>room_no</w:t>
+      </w:r>
+      <w:proofErr w:type="spellEnd"/>
+      <w:r>
+        <w:rPr>
+          <w:rFonts w:ascii="Cambria Math" w:hAnsi="Cambria Math" w:cs="Cambria Math"/>
+          <w:color w:val="000000" w:themeColor="text1"/>
+          <w:sz w:val="20"/>
+          <w:szCs w:val="20"/>
+        </w:rPr>
+        <w:t xml:space="preserve"> (R1 </w:t>
+      </w:r>
+      <w:r>
+        <w:rPr>
+          <w:rFonts w:ascii="Cambria Math" w:hAnsi="Cambria Math" w:cs="Cambria Math"/>
+          <w:color w:val="000000" w:themeColor="text1"/>
+          <w:sz w:val="20"/>
+          <w:szCs w:val="20"/>
+        </w:rPr>
+        <w:t>⨝</w:t>
+      </w:r>
+      <w:r>
+        <w:rPr>
+          <w:rFonts w:ascii="Cambria Math" w:hAnsi="Cambria Math" w:cs="Cambria Math"/>
+          <w:color w:val="000000" w:themeColor="text1"/>
+          <w:sz w:val="20"/>
+          <w:szCs w:val="20"/>
+        </w:rPr>
+        <w:t xml:space="preserve"> </w:t>
+      </w:r>
+      <w:proofErr w:type="spellStart"/>
+      <w:r>
+        <w:rPr>
+          <w:rFonts w:ascii="Cambria Math" w:hAnsi="Cambria Math" w:cs="Cambria Math"/>
+          <w:color w:val="000000" w:themeColor="text1"/>
+          <w:sz w:val="20"/>
+          <w:szCs w:val="20"/>
+        </w:rPr>
+        <w:t>room_no</w:t>
+      </w:r>
+      <w:proofErr w:type="spellEnd"/>
+      <w:r>
+        <w:rPr>
+          <w:rFonts w:ascii="Cambria Math" w:hAnsi="Cambria Math" w:cs="Cambria Math"/>
+          <w:color w:val="000000" w:themeColor="text1"/>
+          <w:sz w:val="20"/>
+          <w:szCs w:val="20"/>
+        </w:rPr>
+        <w:t xml:space="preserve">, </w:t>
+      </w:r>
+      <w:proofErr w:type="spellStart"/>
+      <w:r>
+        <w:rPr>
+          <w:rFonts w:ascii="Cambria Math" w:hAnsi="Cambria Math" w:cs="Cambria Math"/>
+          <w:color w:val="000000" w:themeColor="text1"/>
+          <w:sz w:val="20"/>
+          <w:szCs w:val="20"/>
+        </w:rPr>
+        <w:t>hotel_no</w:t>
+      </w:r>
+      <w:proofErr w:type="spellEnd"/>
+      <w:r>
+        <w:rPr>
+          <w:rFonts w:ascii="Cambria Math" w:hAnsi="Cambria Math" w:cs="Cambria Math"/>
+          <w:color w:val="000000" w:themeColor="text1"/>
+          <w:sz w:val="20"/>
+          <w:szCs w:val="20"/>
+        </w:rPr>
+        <w:t xml:space="preserve"> (ROOM))</w:t>
+      </w:r>
+    </w:p>
+    <w:p>
+      <w:pPr>
+        <w:pStyle w:val="amber-el"/>
+        <w:spacing w:before="0" w:beforeAutospacing="0" w:after="0" w:afterAutospacing="0"/>
+        <w:rPr>
+          <w:rFonts w:ascii="Cambria Math" w:hAnsi="Cambria Math" w:cs="Cambria Math"/>
+          <w:color w:val="000000" w:themeColor="text1"/>
+          <w:sz w:val="20"/>
+          <w:szCs w:val="20"/>
+        </w:rPr>
+      </w:pPr>
+    </w:p>
+    <w:p>
+      <w:pPr>
+        <w:pStyle w:val="amber-el"/>
+        <w:spacing w:before="0" w:beforeAutospacing="0" w:after="0" w:afterAutospacing="0"/>
+        <w:rPr>
+          <w:rFonts w:ascii="Cambria Math" w:hAnsi="Cambria Math" w:cs="Cambria Math"/>
+          <w:color w:val="000000" w:themeColor="text1"/>
+          <w:sz w:val="20"/>
+          <w:szCs w:val="20"/>
+        </w:rPr>
+      </w:pPr>
+      <w:r>
+        <w:rPr>
+          <w:rFonts w:ascii="Cambria Math" w:hAnsi="Cambria Math" w:cs="Cambria Math"/>
+          <w:color w:val="000000" w:themeColor="text1"/>
+          <w:sz w:val="20"/>
+          <w:szCs w:val="20"/>
+        </w:rPr>
+        <w:t xml:space="preserve">R3 = </w:t>
+      </w:r>
+      <w:r>
+        <w:rPr>
+          <w:rFonts w:ascii="Cambria Math" w:hAnsi="Cambria Math" w:cs="Cambria Math"/>
+          <w:color w:val="000000" w:themeColor="text1"/>
+          <w:sz w:val="20"/>
+          <w:szCs w:val="20"/>
+        </w:rPr>
+        <w:t>𝝿</w:t>
+      </w:r>
+      <w:r>
+        <w:rPr>
+          <w:rFonts w:ascii="Cambria Math" w:hAnsi="Cambria Math" w:cs="Cambria Math"/>
+          <w:color w:val="000000" w:themeColor="text1"/>
+          <w:sz w:val="20"/>
+          <w:szCs w:val="20"/>
+        </w:rPr>
+        <w:t xml:space="preserve"> </w:t>
+      </w:r>
+      <w:proofErr w:type="spellStart"/>
+      <w:r>
+        <w:rPr>
+          <w:rFonts w:ascii="Cambria Math" w:hAnsi="Cambria Math" w:cs="Cambria Math"/>
+          <w:color w:val="000000" w:themeColor="text1"/>
+          <w:sz w:val="20"/>
+          <w:szCs w:val="20"/>
+        </w:rPr>
+        <w:t>guest_no</w:t>
+      </w:r>
+      <w:proofErr w:type="spellEnd"/>
+      <w:r>
+        <w:rPr>
+          <w:rFonts w:ascii="Cambria Math" w:hAnsi="Cambria Math" w:cs="Cambria Math"/>
+          <w:color w:val="000000" w:themeColor="text1"/>
+          <w:sz w:val="20"/>
+          <w:szCs w:val="20"/>
+        </w:rPr>
+        <w:t xml:space="preserve"> (R2 </w:t>
+      </w:r>
+      <w:r>
+        <w:rPr>
+          <w:rFonts w:ascii="Cambria Math" w:hAnsi="Cambria Math" w:cs="Cambria Math"/>
+          <w:color w:val="000000" w:themeColor="text1"/>
+          <w:sz w:val="20"/>
+          <w:szCs w:val="20"/>
+        </w:rPr>
+        <w:t>⨝</w:t>
+      </w:r>
+      <w:r>
+        <w:rPr>
+          <w:rFonts w:ascii="Cambria Math" w:hAnsi="Cambria Math" w:cs="Cambria Math"/>
+          <w:color w:val="000000" w:themeColor="text1"/>
+          <w:sz w:val="20"/>
+          <w:szCs w:val="20"/>
+        </w:rPr>
+        <w:t xml:space="preserve"> </w:t>
+      </w:r>
+      <w:proofErr w:type="spellStart"/>
+      <w:r>
+        <w:rPr>
+          <w:rFonts w:ascii="Cambria Math" w:hAnsi="Cambria Math" w:cs="Cambria Math"/>
+          <w:color w:val="000000" w:themeColor="text1"/>
+          <w:sz w:val="20"/>
+          <w:szCs w:val="20"/>
+        </w:rPr>
+        <w:t>room_no</w:t>
+      </w:r>
+      <w:proofErr w:type="spellEnd"/>
+      <w:r>
+        <w:rPr>
+          <w:rFonts w:ascii="Cambria Math" w:hAnsi="Cambria Math" w:cs="Cambria Math"/>
+          <w:color w:val="000000" w:themeColor="text1"/>
+          <w:sz w:val="20"/>
+          <w:szCs w:val="20"/>
+        </w:rPr>
+        <w:t xml:space="preserve">, </w:t>
+      </w:r>
+      <w:proofErr w:type="spellStart"/>
+      <w:r>
+        <w:rPr>
+          <w:rFonts w:ascii="Cambria Math" w:hAnsi="Cambria Math" w:cs="Cambria Math"/>
+          <w:color w:val="000000" w:themeColor="text1"/>
+          <w:sz w:val="20"/>
+          <w:szCs w:val="20"/>
+        </w:rPr>
+        <w:t>guest_no</w:t>
+      </w:r>
+      <w:proofErr w:type="spellEnd"/>
+      <w:r>
+        <w:rPr>
+          <w:rFonts w:ascii="Cambria Math" w:hAnsi="Cambria Math" w:cs="Cambria Math"/>
+          <w:color w:val="000000" w:themeColor="text1"/>
+          <w:sz w:val="20"/>
+          <w:szCs w:val="20"/>
+        </w:rPr>
+        <w:t xml:space="preserve"> (BOOKING))</w:t>
+      </w:r>
+    </w:p>
+    <w:p>
+      <w:pPr>
+        <w:pStyle w:val="amber-el"/>
+        <w:spacing w:before="0" w:beforeAutospacing="0" w:after="0" w:afterAutospacing="0"/>
+        <w:rPr>
+          <w:rFonts w:ascii="Cambria Math" w:hAnsi="Cambria Math" w:cs="Cambria Math"/>
+          <w:color w:val="000000" w:themeColor="text1"/>
+          <w:sz w:val="20"/>
+          <w:szCs w:val="20"/>
+        </w:rPr>
+      </w:pPr>
+    </w:p>
+    <w:p>
+      <w:pPr>
+        <w:pStyle w:val="amber-el"/>
+        <w:spacing w:before="0" w:beforeAutospacing="0" w:after="0" w:afterAutospacing="0"/>
+        <w:rPr>
+          <w:rFonts w:ascii="Aptos" w:hAnsi="Aptos" w:cs="Open Sans"/>
+          <w:b/>
+          <w:color w:val="000000" w:themeColor="text1"/>
+          <w:sz w:val="20"/>
+          <w:szCs w:val="20"/>
+        </w:rPr>
+      </w:pPr>
+      <w:r>
+        <w:rPr>
+          <w:rFonts w:ascii="Cambria Math" w:hAnsi="Cambria Math" w:cs="Cambria Math"/>
+          <w:color w:val="000000" w:themeColor="text1"/>
+          <w:sz w:val="20"/>
+          <w:szCs w:val="20"/>
+        </w:rPr>
+        <w:t xml:space="preserve">R4 = R3 </w:t>
+      </w:r>
+      <w:r>
+        <w:rPr>
+          <w:rFonts w:ascii="Cambria Math" w:hAnsi="Cambria Math" w:cs="Cambria Math"/>
+          <w:color w:val="000000" w:themeColor="text1"/>
+          <w:sz w:val="20"/>
+          <w:szCs w:val="20"/>
+        </w:rPr>
+        <w:t>⨝</w:t>
+      </w:r>
+      <w:r>
+        <w:rPr>
+          <w:rFonts w:ascii="Cambria Math" w:hAnsi="Cambria Math" w:cs="Cambria Math"/>
+          <w:color w:val="000000" w:themeColor="text1"/>
+          <w:sz w:val="20"/>
+          <w:szCs w:val="20"/>
+        </w:rPr>
+        <w:t xml:space="preserve"> GUEST</w:t>
+      </w:r>
+    </w:p>
+    <w:p>
+      <w:pPr>
+        <w:pStyle w:val="amber-el"/>
         <w:rPr>
           <w:rFonts w:ascii="Aptos" w:hAnsi="Aptos" w:cs="Open Sans"/>
           <w:color w:val="000000" w:themeColor="text1"/>
@@ -1203,6 +1659,271 @@
       <w:pPr>
         <w:pStyle w:val="amber-el"/>
         <w:spacing w:before="0" w:beforeAutospacing="0" w:after="0" w:afterAutospacing="0"/>
+        <w:rPr>
+          <w:rFonts w:ascii="Cambria Math" w:hAnsi="Cambria Math" w:cs="Cambria Math"/>
+          <w:color w:val="000000" w:themeColor="text1"/>
+          <w:sz w:val="20"/>
+          <w:szCs w:val="20"/>
+        </w:rPr>
+      </w:pPr>
+      <w:r>
+        <w:rPr>
+          <w:rFonts w:ascii="Aptos" w:hAnsi="Aptos" w:cs="Open Sans"/>
+          <w:color w:val="000000" w:themeColor="text1"/>
+          <w:sz w:val="20"/>
+          <w:szCs w:val="20"/>
+        </w:rPr>
+        <w:t xml:space="preserve">R1 = </w:t>
+      </w:r>
+      <w:r>
+        <w:rPr>
+          <w:rFonts w:ascii="Cambria Math" w:hAnsi="Cambria Math" w:cs="Cambria Math"/>
+          <w:color w:val="000000" w:themeColor="text1"/>
+          <w:sz w:val="20"/>
+          <w:szCs w:val="20"/>
+        </w:rPr>
+        <w:t>𝝿</w:t>
+      </w:r>
+      <w:r>
+        <w:rPr>
+          <w:rFonts w:ascii="Cambria Math" w:hAnsi="Cambria Math" w:cs="Cambria Math"/>
+          <w:color w:val="000000" w:themeColor="text1"/>
+          <w:sz w:val="20"/>
+          <w:szCs w:val="20"/>
+        </w:rPr>
+        <w:t xml:space="preserve"> </w:t>
+      </w:r>
+      <w:proofErr w:type="spellStart"/>
+      <w:r>
+        <w:rPr>
+          <w:rFonts w:ascii="Cambria Math" w:hAnsi="Cambria Math" w:cs="Cambria Math"/>
+          <w:color w:val="000000" w:themeColor="text1"/>
+          <w:sz w:val="20"/>
+          <w:szCs w:val="20"/>
+        </w:rPr>
+        <w:t>hotel_no</w:t>
+      </w:r>
+      <w:proofErr w:type="spellEnd"/>
+      <w:r>
+        <w:rPr>
+          <w:rFonts w:ascii="Cambria Math" w:hAnsi="Cambria Math" w:cs="Cambria Math"/>
+          <w:color w:val="000000" w:themeColor="text1"/>
+          <w:sz w:val="20"/>
+          <w:szCs w:val="20"/>
+        </w:rPr>
+        <w:t>(</w:t>
+      </w:r>
+      <w:r>
+        <w:rPr>
+          <w:rFonts w:ascii="Cambria Math" w:hAnsi="Cambria Math" w:cs="Cambria Math"/>
+          <w:color w:val="000000" w:themeColor="text1"/>
+          <w:sz w:val="20"/>
+          <w:szCs w:val="20"/>
+        </w:rPr>
+        <w:t>𝛔</w:t>
+      </w:r>
+      <w:r>
+        <w:rPr>
+          <w:rFonts w:ascii="Cambria Math" w:hAnsi="Cambria Math" w:cs="Cambria Math"/>
+          <w:color w:val="000000" w:themeColor="text1"/>
+          <w:sz w:val="20"/>
+          <w:szCs w:val="20"/>
+        </w:rPr>
+        <w:t>=”Grosvenor Hotel” (HOTEL))</w:t>
+      </w:r>
+    </w:p>
+    <w:p>
+      <w:pPr>
+        <w:pStyle w:val="amber-el"/>
+        <w:spacing w:before="0" w:beforeAutospacing="0" w:after="0" w:afterAutospacing="0"/>
+        <w:rPr>
+          <w:rFonts w:ascii="Aptos" w:hAnsi="Aptos" w:cs="Open Sans"/>
+          <w:color w:val="000000" w:themeColor="text1"/>
+          <w:sz w:val="20"/>
+          <w:szCs w:val="20"/>
+        </w:rPr>
+      </w:pPr>
+      <w:r>
+        <w:rPr>
+          <w:rFonts w:ascii="Cambria Math" w:hAnsi="Cambria Math" w:cs="Cambria Math"/>
+          <w:color w:val="000000" w:themeColor="text1"/>
+          <w:sz w:val="20"/>
+          <w:szCs w:val="20"/>
+        </w:rPr>
+        <w:t xml:space="preserve">R2 = </w:t>
+      </w:r>
+      <w:r>
+        <w:rPr>
+          <w:rFonts w:ascii="Cambria Math" w:hAnsi="Cambria Math" w:cs="Cambria Math"/>
+          <w:color w:val="000000" w:themeColor="text1"/>
+          <w:sz w:val="20"/>
+          <w:szCs w:val="20"/>
+        </w:rPr>
+        <w:t>𝝿</w:t>
+      </w:r>
+      <w:r>
+        <w:rPr>
+          <w:rFonts w:ascii="Cambria Math" w:hAnsi="Cambria Math" w:cs="Cambria Math"/>
+          <w:color w:val="000000" w:themeColor="text1"/>
+          <w:sz w:val="20"/>
+          <w:szCs w:val="20"/>
+        </w:rPr>
+        <w:t xml:space="preserve"> </w:t>
+      </w:r>
+      <w:proofErr w:type="spellStart"/>
+      <w:r>
+        <w:rPr>
+          <w:rFonts w:ascii="Cambria Math" w:hAnsi="Cambria Math" w:cs="Cambria Math"/>
+          <w:color w:val="000000" w:themeColor="text1"/>
+          <w:sz w:val="20"/>
+          <w:szCs w:val="20"/>
+        </w:rPr>
+        <w:t>room_price</w:t>
+      </w:r>
+      <w:proofErr w:type="spellEnd"/>
+      <w:r>
+        <w:rPr>
+          <w:rFonts w:ascii="Cambria Math" w:hAnsi="Cambria Math" w:cs="Cambria Math"/>
+          <w:color w:val="000000" w:themeColor="text1"/>
+          <w:sz w:val="20"/>
+          <w:szCs w:val="20"/>
+        </w:rPr>
+        <w:t xml:space="preserve">, </w:t>
+      </w:r>
+      <w:proofErr w:type="spellStart"/>
+      <w:r>
+        <w:rPr>
+          <w:rFonts w:ascii="Cambria Math" w:hAnsi="Cambria Math" w:cs="Cambria Math"/>
+          <w:color w:val="000000" w:themeColor="text1"/>
+          <w:sz w:val="20"/>
+          <w:szCs w:val="20"/>
+        </w:rPr>
+        <w:t>room_type</w:t>
+      </w:r>
+      <w:proofErr w:type="spellEnd"/>
+      <w:r>
+        <w:rPr>
+          <w:rFonts w:ascii="Cambria Math" w:hAnsi="Cambria Math" w:cs="Cambria Math"/>
+          <w:color w:val="000000" w:themeColor="text1"/>
+          <w:sz w:val="20"/>
+          <w:szCs w:val="20"/>
+        </w:rPr>
+        <w:t xml:space="preserve"> (R1 </w:t>
+      </w:r>
+      <w:r>
+        <w:rPr>
+          <w:rFonts w:ascii="Cambria Math" w:hAnsi="Cambria Math" w:cs="Cambria Math"/>
+          <w:color w:val="000000" w:themeColor="text1"/>
+          <w:sz w:val="20"/>
+          <w:szCs w:val="20"/>
+        </w:rPr>
+        <w:t>⨝</w:t>
+      </w:r>
+      <w:r>
+        <w:rPr>
+          <w:rFonts w:ascii="Cambria Math" w:hAnsi="Cambria Math" w:cs="Cambria Math"/>
+          <w:color w:val="000000" w:themeColor="text1"/>
+          <w:sz w:val="20"/>
+          <w:szCs w:val="20"/>
+        </w:rPr>
+        <w:t xml:space="preserve"> </w:t>
+      </w:r>
+      <w:r>
+        <w:rPr>
+          <w:rFonts w:ascii="Cambria Math" w:hAnsi="Cambria Math" w:cs="Cambria Math"/>
+          <w:color w:val="000000" w:themeColor="text1"/>
+          <w:sz w:val="20"/>
+          <w:szCs w:val="20"/>
+        </w:rPr>
+        <w:t>𝝿</w:t>
+      </w:r>
+      <w:r>
+        <w:rPr>
+          <w:rFonts w:ascii="Cambria Math" w:hAnsi="Cambria Math" w:cs="Cambria Math"/>
+          <w:color w:val="000000" w:themeColor="text1"/>
+          <w:sz w:val="20"/>
+          <w:szCs w:val="20"/>
+        </w:rPr>
+        <w:t xml:space="preserve"> </w:t>
+      </w:r>
+      <w:proofErr w:type="spellStart"/>
+      <w:r>
+        <w:rPr>
+          <w:rFonts w:ascii="Cambria Math" w:hAnsi="Cambria Math" w:cs="Cambria Math"/>
+          <w:color w:val="000000" w:themeColor="text1"/>
+          <w:sz w:val="20"/>
+          <w:szCs w:val="20"/>
+        </w:rPr>
+        <w:t>hotel_no</w:t>
+      </w:r>
+      <w:proofErr w:type="spellEnd"/>
+      <w:r>
+        <w:rPr>
+          <w:rFonts w:ascii="Cambria Math" w:hAnsi="Cambria Math" w:cs="Cambria Math"/>
+          <w:color w:val="000000" w:themeColor="text1"/>
+          <w:sz w:val="20"/>
+          <w:szCs w:val="20"/>
+        </w:rPr>
+        <w:t xml:space="preserve">, </w:t>
+      </w:r>
+      <w:proofErr w:type="spellStart"/>
+      <w:r>
+        <w:rPr>
+          <w:rFonts w:ascii="Cambria Math" w:hAnsi="Cambria Math" w:cs="Cambria Math"/>
+          <w:color w:val="000000" w:themeColor="text1"/>
+          <w:sz w:val="20"/>
+          <w:szCs w:val="20"/>
+        </w:rPr>
+        <w:t>room_price</w:t>
+      </w:r>
+      <w:proofErr w:type="spellEnd"/>
+      <w:r>
+        <w:rPr>
+          <w:rFonts w:ascii="Cambria Math" w:hAnsi="Cambria Math" w:cs="Cambria Math"/>
+          <w:color w:val="000000" w:themeColor="text1"/>
+          <w:sz w:val="20"/>
+          <w:szCs w:val="20"/>
+        </w:rPr>
+        <w:t xml:space="preserve">, </w:t>
+      </w:r>
+      <w:proofErr w:type="spellStart"/>
+      <w:r>
+        <w:rPr>
+          <w:rFonts w:ascii="Cambria Math" w:hAnsi="Cambria Math" w:cs="Cambria Math"/>
+          <w:color w:val="000000" w:themeColor="text1"/>
+          <w:sz w:val="20"/>
+          <w:szCs w:val="20"/>
+        </w:rPr>
+        <w:t>room_type</w:t>
+      </w:r>
+      <w:proofErr w:type="spellEnd"/>
+      <w:r>
+        <w:rPr>
+          <w:rFonts w:ascii="Cambria Math" w:hAnsi="Cambria Math" w:cs="Cambria Math"/>
+          <w:color w:val="000000" w:themeColor="text1"/>
+          <w:sz w:val="20"/>
+          <w:szCs w:val="20"/>
+        </w:rPr>
+        <w:t>(HOTEL))</w:t>
+      </w:r>
+    </w:p>
+    <w:p>
+      <w:pPr>
+        <w:pStyle w:val="amber-el"/>
+        <w:spacing w:before="0" w:beforeAutospacing="0" w:after="0" w:afterAutospacing="0"/>
+        <w:ind w:left="720"/>
+        <w:rPr>
+          <w:rFonts w:ascii="Cambria Math" w:hAnsi="Cambria Math" w:cs="Cambria Math"/>
+          <w:color w:val="000000" w:themeColor="text1"/>
+          <w:sz w:val="20"/>
+          <w:szCs w:val="20"/>
+        </w:rPr>
+      </w:pPr>
+    </w:p>
+    <w:p>
+      <w:pPr>
+        <w:pStyle w:val="amber-el"/>
+        <w:spacing w:before="0" w:beforeAutospacing="0" w:after="0" w:afterAutospacing="0"/>
         <w:ind w:left="720"/>
         <w:rPr>
           <w:rFonts w:ascii="Aptos" w:hAnsi="Aptos" w:cs="Open Sans"/>
@@ -1243,7 +1964,7 @@
         <w:spacing w:before="0" w:beforeAutospacing="0" w:after="0" w:afterAutospacing="0"/>
         <w:ind w:left="720"/>
         <w:rPr>
-          <w:rFonts w:ascii="Aptos" w:hAnsi="Aptos" w:cs="Open Sans"/>
+          <w:rFonts w:ascii="Cambria Math" w:hAnsi="Cambria Math" w:cs="Cambria Math"/>
           <w:color w:val="000000" w:themeColor="text1"/>
           <w:sz w:val="20"/>
           <w:szCs w:val="20"/>
@@ -1363,6 +2084,303 @@
         </w:rPr>
         <w:t>( ROOM⋈BOOKING)))</w:t>
       </w:r>
+    </w:p>
+    <w:p>
+      <w:pPr>
+        <w:pStyle w:val="amber-el"/>
+        <w:spacing w:before="0" w:beforeAutospacing="0" w:after="0" w:afterAutospacing="0"/>
+        <w:rPr>
+          <w:rFonts w:ascii="Cambria Math" w:hAnsi="Cambria Math" w:cs="Cambria Math"/>
+          <w:color w:val="000000" w:themeColor="text1"/>
+          <w:sz w:val="20"/>
+          <w:szCs w:val="20"/>
+        </w:rPr>
+      </w:pPr>
+      <w:r>
+        <w:rPr>
+          <w:rFonts w:ascii="Aptos" w:hAnsi="Aptos" w:cs="Open Sans"/>
+          <w:color w:val="000000" w:themeColor="text1"/>
+          <w:sz w:val="20"/>
+          <w:szCs w:val="20"/>
+        </w:rPr>
+        <w:t>R1 =</w:t>
+      </w:r>
+      <w:r>
+        <w:rPr>
+          <w:rFonts w:ascii="Cambria Math" w:hAnsi="Cambria Math" w:cs="Cambria Math"/>
+          <w:color w:val="000000" w:themeColor="text1"/>
+          <w:sz w:val="20"/>
+          <w:szCs w:val="20"/>
+        </w:rPr>
+        <w:t xml:space="preserve"> </w:t>
+      </w:r>
+      <w:r>
+        <w:rPr>
+          <w:rFonts w:ascii="Cambria Math" w:hAnsi="Cambria Math" w:cs="Cambria Math"/>
+          <w:color w:val="000000" w:themeColor="text1"/>
+          <w:sz w:val="20"/>
+          <w:szCs w:val="20"/>
+        </w:rPr>
+        <w:t>𝝿</w:t>
+      </w:r>
+      <w:r>
+        <w:rPr>
+          <w:rFonts w:ascii="Aptos" w:hAnsi="Aptos" w:cs="Open Sans"/>
+          <w:color w:val="000000" w:themeColor="text1"/>
+          <w:sz w:val="20"/>
+          <w:szCs w:val="20"/>
+        </w:rPr>
+        <w:t xml:space="preserve"> </w:t>
+      </w:r>
+      <w:proofErr w:type="spellStart"/>
+      <w:r>
+        <w:rPr>
+          <w:rFonts w:ascii="Aptos" w:hAnsi="Aptos" w:cs="Open Sans"/>
+          <w:color w:val="000000" w:themeColor="text1"/>
+          <w:sz w:val="20"/>
+          <w:szCs w:val="20"/>
+        </w:rPr>
+        <w:t>room_no,hotel_no</w:t>
+      </w:r>
+      <w:proofErr w:type="spellEnd"/>
+      <w:r>
+        <w:rPr>
+          <w:rFonts w:ascii="Aptos" w:hAnsi="Aptos" w:cs="Open Sans"/>
+          <w:color w:val="000000" w:themeColor="text1"/>
+          <w:sz w:val="20"/>
+          <w:szCs w:val="20"/>
+        </w:rPr>
+        <w:t xml:space="preserve"> </w:t>
+      </w:r>
+      <w:r>
+        <w:rPr>
+          <w:rFonts w:ascii="Cambria Math" w:hAnsi="Cambria Math" w:cs="Cambria Math"/>
+          <w:color w:val="000000" w:themeColor="text1"/>
+          <w:sz w:val="20"/>
+          <w:szCs w:val="20"/>
+        </w:rPr>
+        <w:t>𝛔</w:t>
+      </w:r>
+      <w:r>
+        <w:rPr>
+          <w:rFonts w:ascii="Cambria Math" w:hAnsi="Cambria Math" w:cs="Cambria Math"/>
+          <w:color w:val="000000" w:themeColor="text1"/>
+          <w:sz w:val="20"/>
+          <w:szCs w:val="20"/>
+        </w:rPr>
+        <w:t>(</w:t>
+      </w:r>
+      <w:proofErr w:type="spellStart"/>
+      <w:r>
+        <w:rPr>
+          <w:rFonts w:ascii="Cambria Math" w:hAnsi="Cambria Math" w:cs="Cambria Math"/>
+          <w:color w:val="000000" w:themeColor="text1"/>
+          <w:sz w:val="20"/>
+          <w:szCs w:val="20"/>
+        </w:rPr>
+        <w:t>room_type</w:t>
+      </w:r>
+      <w:proofErr w:type="spellEnd"/>
+      <w:r>
+        <w:rPr>
+          <w:rFonts w:ascii="Cambria Math" w:hAnsi="Cambria Math" w:cs="Cambria Math"/>
+          <w:color w:val="000000" w:themeColor="text1"/>
+          <w:sz w:val="20"/>
+          <w:szCs w:val="20"/>
+        </w:rPr>
+        <w:t xml:space="preserve"> = “deluxe” (ROOM))</w:t>
+      </w:r>
+    </w:p>
+    <w:p>
+      <w:pPr>
+        <w:pStyle w:val="amber-el"/>
+        <w:spacing w:before="0" w:beforeAutospacing="0" w:after="0" w:afterAutospacing="0"/>
+        <w:rPr>
+          <w:rFonts w:ascii="Cambria Math" w:hAnsi="Cambria Math" w:cs="Cambria Math"/>
+          <w:color w:val="000000" w:themeColor="text1"/>
+          <w:sz w:val="20"/>
+          <w:szCs w:val="20"/>
+        </w:rPr>
+      </w:pPr>
+      <w:r>
+        <w:rPr>
+          <w:rFonts w:ascii="Cambria Math" w:hAnsi="Cambria Math" w:cs="Cambria Math"/>
+          <w:color w:val="000000" w:themeColor="text1"/>
+          <w:sz w:val="20"/>
+          <w:szCs w:val="20"/>
+        </w:rPr>
+        <w:t xml:space="preserve">R2 = </w:t>
+      </w:r>
+      <w:r>
+        <w:rPr>
+          <w:rFonts w:ascii="Cambria Math" w:hAnsi="Cambria Math" w:cs="Cambria Math"/>
+          <w:color w:val="000000" w:themeColor="text1"/>
+          <w:sz w:val="20"/>
+          <w:szCs w:val="20"/>
+        </w:rPr>
+        <w:t>𝝿</w:t>
+      </w:r>
+      <w:r>
+        <w:rPr>
+          <w:rFonts w:ascii="Cambria Math" w:hAnsi="Cambria Math" w:cs="Cambria Math"/>
+          <w:color w:val="000000" w:themeColor="text1"/>
+          <w:sz w:val="20"/>
+          <w:szCs w:val="20"/>
+        </w:rPr>
+        <w:t xml:space="preserve"> </w:t>
+      </w:r>
+      <w:proofErr w:type="spellStart"/>
+      <w:r>
+        <w:rPr>
+          <w:rFonts w:ascii="Cambria Math" w:hAnsi="Cambria Math" w:cs="Cambria Math"/>
+          <w:color w:val="000000" w:themeColor="text1"/>
+          <w:sz w:val="20"/>
+          <w:szCs w:val="20"/>
+        </w:rPr>
+        <w:t>guest_no</w:t>
+      </w:r>
+      <w:proofErr w:type="spellEnd"/>
+      <w:r>
+        <w:rPr>
+          <w:rFonts w:ascii="Cambria Math" w:hAnsi="Cambria Math" w:cs="Cambria Math"/>
+          <w:color w:val="000000" w:themeColor="text1"/>
+          <w:sz w:val="20"/>
+          <w:szCs w:val="20"/>
+        </w:rPr>
+        <w:t xml:space="preserve"> (R1 </w:t>
+      </w:r>
+      <w:r>
+        <w:rPr>
+          <w:rFonts w:ascii="Cambria Math" w:hAnsi="Cambria Math" w:cs="Cambria Math"/>
+          <w:color w:val="000000" w:themeColor="text1"/>
+          <w:sz w:val="20"/>
+          <w:szCs w:val="20"/>
+        </w:rPr>
+        <w:t>⨝</w:t>
+      </w:r>
+      <w:r>
+        <w:rPr>
+          <w:rFonts w:ascii="Cambria Math" w:hAnsi="Cambria Math" w:cs="Cambria Math"/>
+          <w:color w:val="000000" w:themeColor="text1"/>
+          <w:sz w:val="20"/>
+          <w:szCs w:val="20"/>
+        </w:rPr>
+        <w:t xml:space="preserve"> </w:t>
+      </w:r>
+      <w:proofErr w:type="spellStart"/>
+      <w:r>
+        <w:rPr>
+          <w:rFonts w:ascii="Cambria Math" w:hAnsi="Cambria Math" w:cs="Cambria Math"/>
+          <w:color w:val="000000" w:themeColor="text1"/>
+          <w:sz w:val="20"/>
+          <w:szCs w:val="20"/>
+        </w:rPr>
+        <w:t>guest_no</w:t>
+      </w:r>
+      <w:proofErr w:type="spellEnd"/>
+      <w:r>
+        <w:rPr>
+          <w:rFonts w:ascii="Cambria Math" w:hAnsi="Cambria Math" w:cs="Cambria Math"/>
+          <w:color w:val="000000" w:themeColor="text1"/>
+          <w:sz w:val="20"/>
+          <w:szCs w:val="20"/>
+        </w:rPr>
+        <w:t xml:space="preserve">, </w:t>
+      </w:r>
+      <w:proofErr w:type="spellStart"/>
+      <w:r>
+        <w:rPr>
+          <w:rFonts w:ascii="Cambria Math" w:hAnsi="Cambria Math" w:cs="Cambria Math"/>
+          <w:color w:val="000000" w:themeColor="text1"/>
+          <w:sz w:val="20"/>
+          <w:szCs w:val="20"/>
+        </w:rPr>
+        <w:t>room_no</w:t>
+      </w:r>
+      <w:proofErr w:type="spellEnd"/>
+      <w:r>
+        <w:rPr>
+          <w:rFonts w:ascii="Cambria Math" w:hAnsi="Cambria Math" w:cs="Cambria Math"/>
+          <w:color w:val="000000" w:themeColor="text1"/>
+          <w:sz w:val="20"/>
+          <w:szCs w:val="20"/>
+        </w:rPr>
+        <w:t xml:space="preserve">, </w:t>
+      </w:r>
+      <w:proofErr w:type="spellStart"/>
+      <w:r>
+        <w:rPr>
+          <w:rFonts w:ascii="Cambria Math" w:hAnsi="Cambria Math" w:cs="Cambria Math"/>
+          <w:color w:val="000000" w:themeColor="text1"/>
+          <w:sz w:val="20"/>
+          <w:szCs w:val="20"/>
+        </w:rPr>
+        <w:t>hotel_no</w:t>
+      </w:r>
+      <w:proofErr w:type="spellEnd"/>
+      <w:r>
+        <w:rPr>
+          <w:rFonts w:ascii="Cambria Math" w:hAnsi="Cambria Math" w:cs="Cambria Math"/>
+          <w:color w:val="000000" w:themeColor="text1"/>
+          <w:sz w:val="20"/>
+          <w:szCs w:val="20"/>
+        </w:rPr>
+        <w:t xml:space="preserve"> (BOOKING))</w:t>
+      </w:r>
+    </w:p>
+    <w:p>
+      <w:pPr>
+        <w:pStyle w:val="amber-el"/>
+        <w:spacing w:before="0" w:beforeAutospacing="0" w:after="0" w:afterAutospacing="0"/>
+        <w:rPr>
+          <w:rFonts w:ascii="Aptos" w:hAnsi="Aptos" w:cs="Open Sans"/>
+          <w:b/>
+          <w:bCs/>
+          <w:color w:val="000000" w:themeColor="text1"/>
+          <w:sz w:val="20"/>
+          <w:szCs w:val="20"/>
+        </w:rPr>
+      </w:pPr>
+      <w:r>
+        <w:rPr>
+          <w:rFonts w:ascii="Cambria Math" w:hAnsi="Cambria Math" w:cs="Cambria Math"/>
+          <w:color w:val="000000" w:themeColor="text1"/>
+          <w:sz w:val="20"/>
+          <w:szCs w:val="20"/>
+        </w:rPr>
+        <w:t xml:space="preserve">R3 = R2 </w:t>
+      </w:r>
+      <w:r>
+        <w:rPr>
+          <w:rFonts w:ascii="Cambria Math" w:hAnsi="Cambria Math" w:cs="Cambria Math"/>
+          <w:color w:val="000000" w:themeColor="text1"/>
+          <w:sz w:val="20"/>
+          <w:szCs w:val="20"/>
+        </w:rPr>
+        <w:t>⨝</w:t>
+      </w:r>
+      <w:r>
+        <w:rPr>
+          <w:rFonts w:ascii="Cambria Math" w:hAnsi="Cambria Math" w:cs="Cambria Math"/>
+          <w:color w:val="000000" w:themeColor="text1"/>
+          <w:sz w:val="20"/>
+          <w:szCs w:val="20"/>
+        </w:rPr>
+        <w:t xml:space="preserve"> Guest</w:t>
+      </w:r>
+    </w:p>
+    <w:p>
+      <w:pPr>
+        <w:pStyle w:val="amber-el"/>
+        <w:spacing w:before="0" w:beforeAutospacing="0" w:after="0" w:afterAutospacing="0"/>
+        <w:ind w:left="720"/>
+        <w:rPr>
+          <w:rFonts w:ascii="Aptos" w:hAnsi="Aptos" w:cs="Open Sans"/>
+          <w:color w:val="000000" w:themeColor="text1"/>
+          <w:sz w:val="20"/>
+          <w:szCs w:val="20"/>
+        </w:rPr>
+      </w:pPr>
     </w:p>
     <w:p>
       <w:pPr>
@@ -1399,6 +2417,7 @@
           <w:sz w:val="20"/>
           <w:szCs w:val="20"/>
         </w:rPr>
+        <w:lastRenderedPageBreak/>
         <w:t>List all numbers, names, and addresses of guests currently staying at the Grosvenor Hotel (assume that if the guest has a tuple in the BOOKING relation, then they are currently staying in the hotel)</w:t>
       </w:r>
     </w:p>
@@ -1563,7 +2582,7 @@
         </w:rPr>
         <w:lastRenderedPageBreak/>
         <w:drawing>
-          <wp:anchor distT="0" distB="0" distL="114300" distR="114300" simplePos="0" relativeHeight="251658240" behindDoc="1" locked="0" layoutInCell="1" allowOverlap="1" wp14:anchorId="6F35CED5" wp14:editId="2C45A945">
+          <wp:anchor distT="0" distB="0" distL="114300" distR="114300" simplePos="0" relativeHeight="251658240" behindDoc="1" locked="0" layoutInCell="1" allowOverlap="1" wp14:anchorId="6F35CED5" wp14:editId="4A8B65E1">
             <wp:simplePos x="0" y="0"/>
             <wp:positionH relativeFrom="column">
               <wp:posOffset>4615926</wp:posOffset>
@@ -1632,7 +2651,7 @@
           <w:szCs w:val="20"/>
         </w:rPr>
         <w:drawing>
-          <wp:anchor distT="0" distB="0" distL="114300" distR="114300" simplePos="0" relativeHeight="251659264" behindDoc="1" locked="0" layoutInCell="1" allowOverlap="1" wp14:anchorId="46BED7A7" wp14:editId="4DAE2170">
+          <wp:anchor distT="0" distB="0" distL="114300" distR="114300" simplePos="0" relativeHeight="251659264" behindDoc="1" locked="0" layoutInCell="1" allowOverlap="1" wp14:anchorId="46BED7A7" wp14:editId="02B73C27">
             <wp:simplePos x="0" y="0"/>
             <wp:positionH relativeFrom="column">
               <wp:posOffset>2920365</wp:posOffset>
@@ -1874,7 +2893,6 @@
         </w:rPr>
         <w:t>PRODUCT (</w:t>
       </w:r>
-      <w:proofErr w:type="spellStart"/>
       <w:r>
         <w:rPr>
           <w:rFonts w:ascii="Open Sans" w:hAnsi="Open Sans" w:cs="Open Sans"/>
@@ -1887,7 +2905,6 @@
         </w:rPr>
         <w:t>prod_id</w:t>
       </w:r>
-      <w:proofErr w:type="spellEnd"/>
       <w:r>
         <w:rPr>
           <w:rFonts w:ascii="Open Sans" w:hAnsi="Open Sans" w:cs="Open Sans"/>
@@ -1994,7 +3011,6 @@
         </w:rPr>
         <w:t>STAFF (</w:t>
       </w:r>
-      <w:proofErr w:type="spellStart"/>
       <w:r>
         <w:rPr>
           <w:rFonts w:ascii="Open Sans" w:hAnsi="Open Sans" w:cs="Open Sans"/>
@@ -2007,7 +3023,6 @@
         </w:rPr>
         <w:t>staff_name</w:t>
       </w:r>
-      <w:proofErr w:type="spellEnd"/>
       <w:r>
         <w:rPr>
           <w:rFonts w:ascii="Open Sans" w:hAnsi="Open Sans" w:cs="Open Sans"/>
@@ -2068,7 +3083,6 @@
         </w:rPr>
         <w:t>SALE (</w:t>
       </w:r>
-      <w:proofErr w:type="spellStart"/>
       <w:r>
         <w:rPr>
           <w:rFonts w:ascii="Open Sans" w:hAnsi="Open Sans" w:cs="Open Sans"/>
@@ -2081,7 +3095,6 @@
         </w:rPr>
         <w:t>cust_id</w:t>
       </w:r>
-      <w:proofErr w:type="spellEnd"/>
       <w:r>
         <w:rPr>
           <w:rFonts w:ascii="Open Sans" w:hAnsi="Open Sans" w:cs="Open Sans"/>
@@ -2093,7 +3106,6 @@
         </w:rPr>
         <w:t xml:space="preserve">, </w:t>
       </w:r>
-      <w:proofErr w:type="spellStart"/>
       <w:r>
         <w:rPr>
           <w:rFonts w:ascii="Open Sans" w:hAnsi="Open Sans" w:cs="Open Sans"/>
@@ -2106,7 +3118,6 @@
         </w:rPr>
         <w:t>sale_date</w:t>
       </w:r>
-      <w:proofErr w:type="spellEnd"/>
       <w:r>
         <w:rPr>
           <w:rFonts w:ascii="Open Sans" w:hAnsi="Open Sans" w:cs="Open Sans"/>
@@ -2118,7 +3129,6 @@
         </w:rPr>
         <w:t xml:space="preserve">, </w:t>
       </w:r>
-      <w:proofErr w:type="spellStart"/>
       <w:r>
         <w:rPr>
           <w:rFonts w:ascii="Open Sans" w:hAnsi="Open Sans" w:cs="Open Sans"/>
@@ -2129,20 +3139,7 @@
           <w:szCs w:val="20"/>
           <w:u w:val="single"/>
         </w:rPr>
-        <w:t>prod_id</w:t>
-      </w:r>
-      <w:proofErr w:type="spellEnd"/>
-      <w:r>
-        <w:rPr>
-          <w:rFonts w:ascii="Open Sans" w:hAnsi="Open Sans" w:cs="Open Sans"/>
-          <w:b/>
-          <w:bCs/>
-          <w:color w:val="000000" w:themeColor="text1"/>
-          <w:sz w:val="20"/>
-          <w:szCs w:val="20"/>
-          <w:u w:val="single"/>
-        </w:rPr>
-        <w:t>,</w:t>
+        <w:t>prod_id,</w:t>
       </w:r>
       <w:r>
         <w:rPr>
@@ -2334,14 +3331,22 @@
           <w:sz w:val="20"/>
           <w:szCs w:val="20"/>
         </w:rPr>
-        <w:t>List ids, names of customers and descriptions of products bought by the customer. How many tuples will be returned by the relational algebra query that you have constructed as your answer?</w:t>
-      </w:r>
-    </w:p>
-    <w:p>
-      <w:pPr>
-        <w:pStyle w:val="amber-el"/>
-        <w:spacing w:before="0" w:beforeAutospacing="0" w:after="0" w:afterAutospacing="0"/>
-        <w:ind w:left="360"/>
+        <w:t>List ids, names of customers and descriptions of products bought by the customer.</w:t>
+      </w:r>
+      <w:r>
+        <w:rPr>
+          <w:rFonts w:ascii="Open Sans" w:hAnsi="Open Sans" w:cs="Open Sans"/>
+          <w:color w:val="000000" w:themeColor="text1"/>
+          <w:sz w:val="13"/>
+          <w:szCs w:val="13"/>
+        </w:rPr>
+        <w:t xml:space="preserve"> How many tuples will be returned by the relational algebra query that you have constructed as your answer?</w:t>
+      </w:r>
+    </w:p>
+    <w:p>
+      <w:pPr>
+        <w:pStyle w:val="amber-el"/>
+        <w:spacing w:before="0" w:beforeAutospacing="0" w:after="0" w:afterAutospacing="0"/>
         <w:rPr>
           <w:rFonts w:ascii="Cambria Math" w:hAnsi="Cambria Math" w:cs="Cambria Math"/>
           <w:color w:val="000000" w:themeColor="text1"/>
@@ -2358,58 +3363,196 @@
         </w:rPr>
         <w:t>𝝿</w:t>
       </w:r>
-      <w:proofErr w:type="spellStart"/>
-      <w:r>
-        <w:rPr>
-          <w:rFonts w:ascii="Cambria Math" w:hAnsi="Cambria Math" w:cs="Cambria Math"/>
-          <w:color w:val="000000" w:themeColor="text1"/>
-          <w:sz w:val="20"/>
-          <w:szCs w:val="20"/>
-          <w:vertAlign w:val="subscript"/>
-        </w:rPr>
-        <w:t>cust_id</w:t>
-      </w:r>
-      <w:proofErr w:type="spellEnd"/>
-      <w:r>
-        <w:rPr>
-          <w:rFonts w:ascii="Cambria Math" w:hAnsi="Cambria Math" w:cs="Cambria Math"/>
-          <w:color w:val="000000" w:themeColor="text1"/>
-          <w:sz w:val="20"/>
-          <w:szCs w:val="20"/>
-          <w:vertAlign w:val="subscript"/>
-        </w:rPr>
-        <w:t xml:space="preserve">, </w:t>
-      </w:r>
-      <w:proofErr w:type="spellStart"/>
-      <w:r>
-        <w:rPr>
-          <w:rFonts w:ascii="Cambria Math" w:hAnsi="Cambria Math" w:cs="Cambria Math"/>
-          <w:color w:val="000000" w:themeColor="text1"/>
-          <w:sz w:val="20"/>
-          <w:szCs w:val="20"/>
-          <w:vertAlign w:val="subscript"/>
-        </w:rPr>
-        <w:t>cust_name</w:t>
-      </w:r>
-      <w:proofErr w:type="spellEnd"/>
-      <w:r>
-        <w:rPr>
-          <w:rFonts w:ascii="Cambria Math" w:hAnsi="Cambria Math" w:cs="Cambria Math"/>
-          <w:color w:val="000000" w:themeColor="text1"/>
-          <w:sz w:val="20"/>
-          <w:szCs w:val="20"/>
-          <w:vertAlign w:val="subscript"/>
-        </w:rPr>
-        <w:t xml:space="preserve">, </w:t>
-      </w:r>
-      <w:proofErr w:type="spellStart"/>
-      <w:r>
-        <w:rPr>
-          <w:rFonts w:ascii="Cambria Math" w:hAnsi="Cambria Math" w:cs="Cambria Math"/>
-          <w:color w:val="000000" w:themeColor="text1"/>
-          <w:sz w:val="20"/>
-          <w:szCs w:val="20"/>
-          <w:vertAlign w:val="subscript"/>
+      <w:r>
+        <w:rPr>
+          <w:rFonts w:ascii="Cambria Math" w:hAnsi="Cambria Math" w:cs="Cambria Math"/>
+          <w:color w:val="000000" w:themeColor="text1"/>
+          <w:sz w:val="20"/>
+          <w:szCs w:val="20"/>
+        </w:rPr>
+        <w:t>𝛔⨝</w:t>
+      </w:r>
+      <w:r>
+        <w:rPr>
+          <w:rFonts w:ascii="Cambria Math" w:hAnsi="Cambria Math" w:cs="Cambria Math"/>
+          <w:color w:val="000000" w:themeColor="text1"/>
+          <w:sz w:val="20"/>
+          <w:szCs w:val="20"/>
+        </w:rPr>
+        <w:t>∪∩</w:t>
+      </w:r>
+    </w:p>
+    <w:p>
+      <w:pPr>
+        <w:pStyle w:val="amber-el"/>
+        <w:spacing w:before="0" w:beforeAutospacing="0" w:after="0" w:afterAutospacing="0"/>
+        <w:rPr>
+          <w:rFonts w:ascii="Cambria Math" w:hAnsi="Cambria Math" w:cs="Cambria Math"/>
+          <w:color w:val="000000" w:themeColor="text1"/>
+          <w:sz w:val="20"/>
+          <w:szCs w:val="20"/>
+        </w:rPr>
+      </w:pPr>
+    </w:p>
+    <w:p>
+      <w:pPr>
+        <w:pStyle w:val="amber-el"/>
+        <w:spacing w:before="0" w:beforeAutospacing="0" w:after="0" w:afterAutospacing="0"/>
+        <w:rPr>
+          <w:rFonts w:ascii="Cambria Math" w:hAnsi="Cambria Math" w:cs="Cambria Math"/>
+          <w:color w:val="000000" w:themeColor="text1"/>
+          <w:sz w:val="20"/>
+          <w:szCs w:val="20"/>
+        </w:rPr>
+      </w:pPr>
+      <w:r>
+        <w:rPr>
+          <w:rFonts w:ascii="Cambria Math" w:hAnsi="Cambria Math" w:cs="Cambria Math"/>
+          <w:color w:val="000000" w:themeColor="text1"/>
+          <w:sz w:val="20"/>
+          <w:szCs w:val="20"/>
+        </w:rPr>
+        <w:t xml:space="preserve">R1 &lt;- </w:t>
+      </w:r>
+      <w:r>
+        <w:rPr>
+          <w:rFonts w:ascii="Cambria Math" w:hAnsi="Cambria Math" w:cs="Cambria Math"/>
+          <w:color w:val="000000" w:themeColor="text1"/>
+          <w:sz w:val="20"/>
+          <w:szCs w:val="20"/>
+        </w:rPr>
+        <w:t>𝝿</w:t>
+      </w:r>
+      <w:r>
+        <w:rPr>
+          <w:rFonts w:ascii="Cambria Math" w:hAnsi="Cambria Math" w:cs="Cambria Math"/>
+          <w:color w:val="000000" w:themeColor="text1"/>
+          <w:sz w:val="20"/>
+          <w:szCs w:val="20"/>
+        </w:rPr>
+        <w:t xml:space="preserve"> cust_id, cust_name (CUSTOMER)</w:t>
+      </w:r>
+    </w:p>
+    <w:p>
+      <w:pPr>
+        <w:pStyle w:val="amber-el"/>
+        <w:spacing w:before="0" w:beforeAutospacing="0" w:after="0" w:afterAutospacing="0"/>
+        <w:rPr>
+          <w:rFonts w:ascii="Cambria Math" w:hAnsi="Cambria Math" w:cs="Cambria Math"/>
+          <w:color w:val="000000" w:themeColor="text1"/>
+          <w:sz w:val="20"/>
+          <w:szCs w:val="20"/>
+        </w:rPr>
+      </w:pPr>
+      <w:r>
+        <w:rPr>
+          <w:rFonts w:ascii="Cambria Math" w:hAnsi="Cambria Math" w:cs="Cambria Math"/>
+          <w:color w:val="000000" w:themeColor="text1"/>
+          <w:sz w:val="20"/>
+          <w:szCs w:val="20"/>
+        </w:rPr>
+        <w:t xml:space="preserve">R2 &lt;- </w:t>
+      </w:r>
+      <w:r>
+        <w:rPr>
+          <w:rFonts w:ascii="Cambria Math" w:hAnsi="Cambria Math" w:cs="Cambria Math"/>
+          <w:color w:val="000000" w:themeColor="text1"/>
+          <w:sz w:val="20"/>
+          <w:szCs w:val="20"/>
+        </w:rPr>
+        <w:t>𝝿</w:t>
+      </w:r>
+      <w:r>
+        <w:rPr>
+          <w:rFonts w:ascii="Cambria Math" w:hAnsi="Cambria Math" w:cs="Cambria Math"/>
+          <w:color w:val="000000" w:themeColor="text1"/>
+          <w:sz w:val="20"/>
+          <w:szCs w:val="20"/>
+        </w:rPr>
+        <w:t xml:space="preserve"> (cust_id, prod_id (SALE))</w:t>
+      </w:r>
+      <w:r>
+        <w:rPr>
+          <w:rFonts w:ascii="Cambria Math" w:hAnsi="Cambria Math" w:cs="Cambria Math"/>
+          <w:color w:val="000000" w:themeColor="text1"/>
+          <w:sz w:val="20"/>
+          <w:szCs w:val="20"/>
+        </w:rPr>
+        <w:t xml:space="preserve"> </w:t>
+      </w:r>
+      <w:r>
+        <w:rPr>
+          <w:rFonts w:ascii="Cambria Math" w:hAnsi="Cambria Math" w:cs="Cambria Math"/>
+          <w:color w:val="000000" w:themeColor="text1"/>
+          <w:sz w:val="20"/>
+          <w:szCs w:val="20"/>
+        </w:rPr>
+        <w:t>⨝</w:t>
+      </w:r>
+      <w:r>
+        <w:rPr>
+          <w:rFonts w:ascii="Cambria Math" w:hAnsi="Cambria Math" w:cs="Cambria Math"/>
+          <w:color w:val="000000" w:themeColor="text1"/>
+          <w:sz w:val="20"/>
+          <w:szCs w:val="20"/>
+        </w:rPr>
+        <w:t xml:space="preserve"> </w:t>
+      </w:r>
+      <w:r>
+        <w:rPr>
+          <w:rFonts w:ascii="Cambria Math" w:hAnsi="Cambria Math" w:cs="Cambria Math"/>
+          <w:color w:val="000000" w:themeColor="text1"/>
+          <w:sz w:val="20"/>
+          <w:szCs w:val="20"/>
+        </w:rPr>
+        <w:t xml:space="preserve">R1 </w:t>
+      </w:r>
+    </w:p>
+    <w:p>
+      <w:pPr>
+        <w:pStyle w:val="amber-el"/>
+        <w:spacing w:before="0" w:beforeAutospacing="0" w:after="0" w:afterAutospacing="0"/>
+        <w:rPr>
+          <w:rFonts w:ascii="Cambria Math" w:hAnsi="Cambria Math" w:cs="Cambria Math"/>
+          <w:color w:val="000000" w:themeColor="text1"/>
+          <w:sz w:val="20"/>
+          <w:szCs w:val="20"/>
+        </w:rPr>
+      </w:pPr>
+      <w:r>
+        <w:rPr>
+          <w:rFonts w:ascii="Cambria Math" w:hAnsi="Cambria Math" w:cs="Cambria Math"/>
+          <w:color w:val="000000" w:themeColor="text1"/>
+          <w:sz w:val="20"/>
+          <w:szCs w:val="20"/>
+        </w:rPr>
+        <w:t xml:space="preserve">R3 &lt; - </w:t>
+      </w:r>
+      <w:r>
+        <w:rPr>
+          <w:rFonts w:ascii="Cambria Math" w:hAnsi="Cambria Math" w:cs="Cambria Math"/>
+          <w:color w:val="000000" w:themeColor="text1"/>
+          <w:sz w:val="20"/>
+          <w:szCs w:val="20"/>
+        </w:rPr>
+        <w:t>𝝿</w:t>
+      </w:r>
+      <w:r>
+        <w:rPr>
+          <w:rFonts w:ascii="Cambria Math" w:hAnsi="Cambria Math" w:cs="Cambria Math"/>
+          <w:color w:val="000000" w:themeColor="text1"/>
+          <w:sz w:val="20"/>
+          <w:szCs w:val="20"/>
+        </w:rPr>
+        <w:t xml:space="preserve"> cust_id, cust_name, </w:t>
+      </w:r>
+      <w:proofErr w:type="spellStart"/>
+      <w:r>
+        <w:rPr>
+          <w:rFonts w:ascii="Cambria Math" w:hAnsi="Cambria Math" w:cs="Cambria Math"/>
+          <w:color w:val="000000" w:themeColor="text1"/>
+          <w:sz w:val="20"/>
+          <w:szCs w:val="20"/>
         </w:rPr>
         <w:t>prod_desc</w:t>
       </w:r>
@@ -2421,7 +3564,45 @@
           <w:sz w:val="20"/>
           <w:szCs w:val="20"/>
         </w:rPr>
-        <w:t xml:space="preserve">(CUSTOMER </w:t>
+        <w:t xml:space="preserve"> (</w:t>
+      </w:r>
+      <w:r>
+        <w:rPr>
+          <w:rFonts w:ascii="Cambria Math" w:hAnsi="Cambria Math" w:cs="Cambria Math"/>
+          <w:color w:val="000000" w:themeColor="text1"/>
+          <w:sz w:val="20"/>
+          <w:szCs w:val="20"/>
+        </w:rPr>
+        <w:t>𝝿</w:t>
+      </w:r>
+      <w:r>
+        <w:rPr>
+          <w:rFonts w:ascii="Cambria Math" w:hAnsi="Cambria Math" w:cs="Cambria Math"/>
+          <w:color w:val="000000" w:themeColor="text1"/>
+          <w:sz w:val="20"/>
+          <w:szCs w:val="20"/>
+        </w:rPr>
+        <w:t xml:space="preserve">prod_id, </w:t>
+      </w:r>
+      <w:proofErr w:type="spellStart"/>
+      <w:r>
+        <w:rPr>
+          <w:rFonts w:ascii="Cambria Math" w:hAnsi="Cambria Math" w:cs="Cambria Math"/>
+          <w:color w:val="000000" w:themeColor="text1"/>
+          <w:sz w:val="20"/>
+          <w:szCs w:val="20"/>
+        </w:rPr>
+        <w:t>prod_desc</w:t>
+      </w:r>
+      <w:proofErr w:type="spellEnd"/>
+      <w:r>
+        <w:rPr>
+          <w:rFonts w:ascii="Cambria Math" w:hAnsi="Cambria Math" w:cs="Cambria Math"/>
+          <w:color w:val="000000" w:themeColor="text1"/>
+          <w:sz w:val="20"/>
+          <w:szCs w:val="20"/>
+        </w:rPr>
+        <w:t xml:space="preserve">(PRODUCT)) </w:t>
       </w:r>
       <w:r>
         <w:rPr>
@@ -2439,61 +3620,41 @@
           <w:sz w:val="20"/>
           <w:szCs w:val="20"/>
         </w:rPr>
-        <w:t xml:space="preserve"> SALE </w:t>
-      </w:r>
-      <w:r>
-        <w:rPr>
-          <w:rFonts w:ascii="Cambria Math" w:hAnsi="Cambria Math" w:cs="Cambria Math"/>
-          <w:color w:val="000000" w:themeColor="text1"/>
-          <w:sz w:val="20"/>
-          <w:szCs w:val="20"/>
-        </w:rPr>
-        <w:t>⨝</w:t>
-      </w:r>
-      <w:r>
-        <w:rPr>
-          <w:rFonts w:ascii="Cambria Math" w:hAnsi="Cambria Math" w:cs="Cambria Math"/>
-          <w:color w:val="000000" w:themeColor="text1"/>
-          <w:sz w:val="20"/>
-          <w:szCs w:val="20"/>
-        </w:rPr>
-        <w:t xml:space="preserve"> PRODUCT)</w:t>
-      </w:r>
-    </w:p>
-    <w:p>
-      <w:pPr>
-        <w:pStyle w:val="amber-el"/>
-        <w:spacing w:before="0" w:beforeAutospacing="0" w:after="0" w:afterAutospacing="0"/>
-        <w:ind w:left="360"/>
-        <w:rPr>
-          <w:rFonts w:ascii="Cambria Math" w:hAnsi="Cambria Math" w:cs="Cambria Math"/>
-          <w:color w:val="000000" w:themeColor="text1"/>
-          <w:sz w:val="20"/>
-          <w:szCs w:val="20"/>
-        </w:rPr>
-      </w:pPr>
-    </w:p>
-    <w:p>
-      <w:pPr>
-        <w:pStyle w:val="amber-el"/>
-        <w:spacing w:before="0" w:beforeAutospacing="0" w:after="0" w:afterAutospacing="0"/>
-        <w:ind w:left="360"/>
-        <w:rPr>
-          <w:rFonts w:ascii="Open Sans" w:hAnsi="Open Sans" w:cs="Open Sans"/>
-          <w:color w:val="000000" w:themeColor="text1"/>
-          <w:sz w:val="20"/>
-          <w:szCs w:val="20"/>
-        </w:rPr>
-      </w:pPr>
-      <w:r>
-        <w:rPr>
-          <w:rFonts w:ascii="Cambria Math" w:hAnsi="Cambria Math" w:cs="Cambria Math"/>
-          <w:color w:val="000000" w:themeColor="text1"/>
-          <w:sz w:val="20"/>
-          <w:szCs w:val="20"/>
-        </w:rPr>
-        <w:t>3</w:t>
-      </w:r>
+        <w:t xml:space="preserve"> R2</w:t>
+      </w:r>
+      <w:r>
+        <w:rPr>
+          <w:rFonts w:ascii="Cambria Math" w:hAnsi="Cambria Math" w:cs="Cambria Math"/>
+          <w:color w:val="000000" w:themeColor="text1"/>
+          <w:sz w:val="20"/>
+          <w:szCs w:val="20"/>
+        </w:rPr>
+        <w:t>)</w:t>
+      </w:r>
+    </w:p>
+    <w:p>
+      <w:pPr>
+        <w:pStyle w:val="amber-el"/>
+        <w:spacing w:before="0" w:beforeAutospacing="0" w:after="0" w:afterAutospacing="0"/>
+        <w:rPr>
+          <w:rFonts w:ascii="Cambria Math" w:hAnsi="Cambria Math" w:cs="Cambria Math"/>
+          <w:color w:val="000000" w:themeColor="text1"/>
+          <w:sz w:val="20"/>
+          <w:szCs w:val="20"/>
+        </w:rPr>
+      </w:pPr>
+    </w:p>
+    <w:p>
+      <w:pPr>
+        <w:pStyle w:val="amber-el"/>
+        <w:spacing w:before="0" w:beforeAutospacing="0" w:after="0" w:afterAutospacing="0"/>
+        <w:rPr>
+          <w:rFonts w:ascii="Open Sans" w:hAnsi="Open Sans" w:cs="Open Sans"/>
+          <w:color w:val="000000" w:themeColor="text1"/>
+          <w:sz w:val="20"/>
+          <w:szCs w:val="20"/>
+        </w:rPr>
+      </w:pPr>
     </w:p>
     <w:p>
       <w:pPr>
@@ -2537,14 +3698,22 @@
       <w:pPr>
         <w:pStyle w:val="amber-el"/>
         <w:spacing w:before="0" w:beforeAutospacing="0" w:after="0" w:afterAutospacing="0"/>
-        <w:ind w:left="360"/>
-        <w:rPr>
-          <w:rFonts w:ascii="Open Sans" w:hAnsi="Open Sans" w:cs="Open Sans"/>
-          <w:color w:val="000000" w:themeColor="text1"/>
-          <w:sz w:val="20"/>
-          <w:szCs w:val="20"/>
-        </w:rPr>
-      </w:pPr>
+        <w:rPr>
+          <w:rFonts w:ascii="Cambria Math" w:hAnsi="Cambria Math" w:cs="Cambria Math"/>
+          <w:color w:val="000000" w:themeColor="text1"/>
+          <w:sz w:val="20"/>
+          <w:szCs w:val="20"/>
+        </w:rPr>
+      </w:pPr>
+      <w:r>
+        <w:rPr>
+          <w:rFonts w:ascii="Open Sans" w:hAnsi="Open Sans" w:cs="Open Sans"/>
+          <w:color w:val="000000" w:themeColor="text1"/>
+          <w:sz w:val="20"/>
+          <w:szCs w:val="20"/>
+        </w:rPr>
+        <w:t xml:space="preserve">R1 &lt;- </w:t>
+      </w:r>
       <w:r>
         <w:rPr>
           <w:rFonts w:ascii="Cambria Math" w:hAnsi="Cambria Math" w:cs="Cambria Math"/>
@@ -2554,35 +3723,35 @@
         </w:rPr>
         <w:t>𝝿</w:t>
       </w:r>
-      <w:proofErr w:type="spellStart"/>
-      <w:r>
-        <w:rPr>
-          <w:rFonts w:ascii="Cambria Math" w:hAnsi="Cambria Math" w:cs="Cambria Math"/>
-          <w:color w:val="000000" w:themeColor="text1"/>
-          <w:sz w:val="20"/>
-          <w:szCs w:val="20"/>
-          <w:vertAlign w:val="subscript"/>
-        </w:rPr>
-        <w:t>cust_name</w:t>
-      </w:r>
-      <w:proofErr w:type="spellEnd"/>
-      <w:r>
-        <w:rPr>
-          <w:rFonts w:ascii="Cambria Math" w:hAnsi="Cambria Math" w:cs="Cambria Math"/>
-          <w:color w:val="000000" w:themeColor="text1"/>
-          <w:sz w:val="20"/>
-          <w:szCs w:val="20"/>
-        </w:rPr>
-        <w:t>(CUSTOMER) ∩</w:t>
-      </w:r>
-      <w:r>
-        <w:rPr>
-          <w:rFonts w:ascii="Cambria Math" w:hAnsi="Cambria Math" w:cs="Cambria Math"/>
-          <w:color w:val="000000" w:themeColor="text1"/>
-          <w:sz w:val="20"/>
-          <w:szCs w:val="20"/>
-        </w:rPr>
-        <w:t xml:space="preserve"> </w:t>
+      <w:r>
+        <w:rPr>
+          <w:rFonts w:ascii="Cambria Math" w:hAnsi="Cambria Math" w:cs="Cambria Math"/>
+          <w:color w:val="000000" w:themeColor="text1"/>
+          <w:sz w:val="20"/>
+          <w:szCs w:val="20"/>
+        </w:rPr>
+        <w:t>(CUSTOMER)</w:t>
+      </w:r>
+    </w:p>
+    <w:p>
+      <w:pPr>
+        <w:pStyle w:val="amber-el"/>
+        <w:spacing w:before="0" w:beforeAutospacing="0" w:after="0" w:afterAutospacing="0"/>
+        <w:rPr>
+          <w:rFonts w:ascii="Cambria Math" w:hAnsi="Cambria Math" w:cs="Cambria Math"/>
+          <w:color w:val="000000" w:themeColor="text1"/>
+          <w:sz w:val="20"/>
+          <w:szCs w:val="20"/>
+        </w:rPr>
+      </w:pPr>
+      <w:r>
+        <w:rPr>
+          <w:rFonts w:ascii="Cambria Math" w:hAnsi="Cambria Math" w:cs="Cambria Math"/>
+          <w:color w:val="000000" w:themeColor="text1"/>
+          <w:sz w:val="20"/>
+          <w:szCs w:val="20"/>
+        </w:rPr>
+        <w:t xml:space="preserve">R2 &lt;- </w:t>
       </w:r>
       <w:r>
         <w:rPr>
@@ -2593,18 +3762,6 @@
         </w:rPr>
         <w:t>𝝿</w:t>
       </w:r>
-      <w:proofErr w:type="spellStart"/>
-      <w:r>
-        <w:rPr>
-          <w:rFonts w:ascii="Cambria Math" w:hAnsi="Cambria Math" w:cs="Cambria Math"/>
-          <w:color w:val="000000" w:themeColor="text1"/>
-          <w:sz w:val="20"/>
-          <w:szCs w:val="20"/>
-          <w:vertAlign w:val="subscript"/>
-        </w:rPr>
-        <w:t>staff_name</w:t>
-      </w:r>
-      <w:proofErr w:type="spellEnd"/>
       <w:r>
         <w:rPr>
           <w:rFonts w:ascii="Cambria Math" w:hAnsi="Cambria Math" w:cs="Cambria Math"/>
@@ -2613,6 +3770,45 @@
           <w:szCs w:val="20"/>
         </w:rPr>
         <w:t>(STAFF)</w:t>
+      </w:r>
+    </w:p>
+    <w:p>
+      <w:pPr>
+        <w:pStyle w:val="amber-el"/>
+        <w:spacing w:before="0" w:beforeAutospacing="0" w:after="0" w:afterAutospacing="0"/>
+        <w:rPr>
+          <w:rFonts w:ascii="Cambria Math" w:hAnsi="Cambria Math" w:cs="Cambria Math"/>
+          <w:color w:val="000000" w:themeColor="text1"/>
+          <w:sz w:val="20"/>
+          <w:szCs w:val="20"/>
+        </w:rPr>
+      </w:pPr>
+      <w:r>
+        <w:rPr>
+          <w:rFonts w:ascii="Cambria Math" w:hAnsi="Cambria Math" w:cs="Cambria Math"/>
+          <w:color w:val="000000" w:themeColor="text1"/>
+          <w:sz w:val="20"/>
+          <w:szCs w:val="20"/>
+        </w:rPr>
+        <w:t xml:space="preserve">R3 &lt;- R1 </w:t>
+      </w:r>
+      <w:r>
+        <w:rPr>
+          <w:rFonts w:ascii="Cambria Math" w:hAnsi="Cambria Math" w:cs="Cambria Math"/>
+          <w:color w:val="000000" w:themeColor="text1"/>
+          <w:sz w:val="20"/>
+          <w:szCs w:val="20"/>
+        </w:rPr>
+        <w:t>∩</w:t>
+      </w:r>
+      <w:r>
+        <w:rPr>
+          <w:rFonts w:ascii="Cambria Math" w:hAnsi="Cambria Math" w:cs="Cambria Math"/>
+          <w:color w:val="000000" w:themeColor="text1"/>
+          <w:sz w:val="20"/>
+          <w:szCs w:val="20"/>
+        </w:rPr>
+        <w:t xml:space="preserve"> R2</w:t>
       </w:r>
     </w:p>
     <w:p>
@@ -2656,14 +3852,43 @@
       <w:pPr>
         <w:pStyle w:val="amber-el"/>
         <w:spacing w:before="0" w:beforeAutospacing="0" w:after="0" w:afterAutospacing="0"/>
-        <w:ind w:left="360"/>
-        <w:rPr>
-          <w:rFonts w:ascii="Open Sans" w:hAnsi="Open Sans" w:cs="Open Sans"/>
-          <w:color w:val="000000" w:themeColor="text1"/>
-          <w:sz w:val="20"/>
-          <w:szCs w:val="20"/>
-        </w:rPr>
-      </w:pPr>
+        <w:rPr>
+          <w:rFonts w:ascii="Open Sans" w:hAnsi="Open Sans" w:cs="Open Sans"/>
+          <w:color w:val="000000" w:themeColor="text1"/>
+          <w:sz w:val="20"/>
+          <w:szCs w:val="20"/>
+        </w:rPr>
+      </w:pPr>
+      <w:r>
+        <w:rPr>
+          <w:rFonts w:ascii="Open Sans" w:hAnsi="Open Sans" w:cs="Open Sans"/>
+          <w:color w:val="000000" w:themeColor="text1"/>
+          <w:sz w:val="20"/>
+          <w:szCs w:val="20"/>
+        </w:rPr>
+        <w:t>R1 &lt;- prod_id (PRODUCT)</w:t>
+      </w:r>
+    </w:p>
+    <w:p>
+      <w:pPr>
+        <w:pStyle w:val="amber-el"/>
+        <w:spacing w:before="0" w:beforeAutospacing="0" w:after="0" w:afterAutospacing="0"/>
+        <w:rPr>
+          <w:rFonts w:ascii="Cambria Math" w:hAnsi="Cambria Math" w:cs="Cambria Math"/>
+          <w:color w:val="000000" w:themeColor="text1"/>
+          <w:sz w:val="20"/>
+          <w:szCs w:val="20"/>
+        </w:rPr>
+      </w:pPr>
+      <w:r>
+        <w:rPr>
+          <w:rFonts w:ascii="Open Sans" w:hAnsi="Open Sans" w:cs="Open Sans"/>
+          <w:color w:val="000000" w:themeColor="text1"/>
+          <w:sz w:val="20"/>
+          <w:szCs w:val="20"/>
+        </w:rPr>
+        <w:t xml:space="preserve">R2 &lt;- </w:t>
+      </w:r>
       <w:r>
         <w:rPr>
           <w:rFonts w:ascii="Cambria Math" w:hAnsi="Cambria Math" w:cs="Cambria Math"/>
@@ -2673,125 +3898,97 @@
         </w:rPr>
         <w:t>𝝿</w:t>
       </w:r>
-      <w:proofErr w:type="spellStart"/>
-      <w:r>
-        <w:rPr>
-          <w:rFonts w:ascii="Cambria Math" w:hAnsi="Cambria Math" w:cs="Cambria Math"/>
-          <w:color w:val="000000" w:themeColor="text1"/>
-          <w:sz w:val="20"/>
-          <w:szCs w:val="20"/>
-          <w:vertAlign w:val="subscript"/>
-        </w:rPr>
-        <w:t>prod_id</w:t>
-      </w:r>
-      <w:proofErr w:type="spellEnd"/>
-      <w:r>
-        <w:rPr>
-          <w:rFonts w:ascii="Cambria Math" w:hAnsi="Cambria Math" w:cs="Cambria Math"/>
-          <w:color w:val="000000" w:themeColor="text1"/>
-          <w:sz w:val="20"/>
-          <w:szCs w:val="20"/>
-          <w:vertAlign w:val="subscript"/>
-        </w:rPr>
-        <w:t xml:space="preserve">, </w:t>
-      </w:r>
-      <w:proofErr w:type="spellStart"/>
-      <w:r>
-        <w:rPr>
-          <w:rFonts w:ascii="Open Sans" w:hAnsi="Open Sans" w:cs="Open Sans"/>
-          <w:color w:val="000000" w:themeColor="text1"/>
-          <w:sz w:val="20"/>
-          <w:szCs w:val="20"/>
-          <w:vertAlign w:val="subscript"/>
+      <w:r>
+        <w:rPr>
+          <w:rFonts w:ascii="Cambria Math" w:hAnsi="Cambria Math" w:cs="Cambria Math"/>
+          <w:color w:val="000000" w:themeColor="text1"/>
+          <w:sz w:val="20"/>
+          <w:szCs w:val="20"/>
+        </w:rPr>
+        <w:t xml:space="preserve"> prod_id (SALE) </w:t>
+      </w:r>
+      <w:r>
+        <w:rPr>
+          <w:rFonts w:ascii="Cambria Math" w:hAnsi="Cambria Math" w:cs="Cambria Math"/>
+          <w:color w:val="000000" w:themeColor="text1"/>
+          <w:sz w:val="20"/>
+          <w:szCs w:val="20"/>
+        </w:rPr>
+        <w:t>⨝</w:t>
+      </w:r>
+      <w:r>
+        <w:rPr>
+          <w:rFonts w:ascii="Cambria Math" w:hAnsi="Cambria Math" w:cs="Cambria Math"/>
+          <w:color w:val="000000" w:themeColor="text1"/>
+          <w:sz w:val="20"/>
+          <w:szCs w:val="20"/>
+        </w:rPr>
+        <w:t xml:space="preserve"> </w:t>
+      </w:r>
+      <w:r>
+        <w:rPr>
+          <w:rFonts w:ascii="Cambria Math" w:hAnsi="Cambria Math" w:cs="Cambria Math"/>
+          <w:color w:val="000000" w:themeColor="text1"/>
+          <w:sz w:val="20"/>
+          <w:szCs w:val="20"/>
+        </w:rPr>
+        <w:t>𝝿</w:t>
+      </w:r>
+      <w:r>
+        <w:rPr>
+          <w:rFonts w:ascii="Cambria Math" w:hAnsi="Cambria Math" w:cs="Cambria Math"/>
+          <w:color w:val="000000" w:themeColor="text1"/>
+          <w:sz w:val="20"/>
+          <w:szCs w:val="20"/>
+        </w:rPr>
+        <w:t xml:space="preserve"> prod_id, </w:t>
+      </w:r>
+      <w:proofErr w:type="spellStart"/>
+      <w:r>
+        <w:rPr>
+          <w:rFonts w:ascii="Cambria Math" w:hAnsi="Cambria Math" w:cs="Cambria Math"/>
+          <w:color w:val="000000" w:themeColor="text1"/>
+          <w:sz w:val="20"/>
+          <w:szCs w:val="20"/>
         </w:rPr>
         <w:t>prod_desc</w:t>
       </w:r>
       <w:proofErr w:type="spellEnd"/>
       <w:r>
         <w:rPr>
-          <w:rFonts w:ascii="Open Sans" w:hAnsi="Open Sans" w:cs="Open Sans"/>
-          <w:color w:val="000000" w:themeColor="text1"/>
-          <w:sz w:val="20"/>
-          <w:szCs w:val="20"/>
-        </w:rPr>
-        <w:t xml:space="preserve">(PRODUCT) – </w:t>
-      </w:r>
-      <w:r>
-        <w:rPr>
-          <w:rFonts w:ascii="Cambria Math" w:hAnsi="Cambria Math" w:cs="Cambria Math"/>
-          <w:color w:val="000000" w:themeColor="text1"/>
-          <w:sz w:val="20"/>
-          <w:szCs w:val="20"/>
-        </w:rPr>
-        <w:t>𝝿</w:t>
-      </w:r>
-      <w:proofErr w:type="spellStart"/>
-      <w:r>
-        <w:rPr>
-          <w:rFonts w:ascii="Cambria Math" w:hAnsi="Cambria Math" w:cs="Cambria Math"/>
-          <w:color w:val="000000" w:themeColor="text1"/>
-          <w:sz w:val="20"/>
-          <w:szCs w:val="20"/>
-          <w:vertAlign w:val="subscript"/>
-        </w:rPr>
-        <w:t>prod_id</w:t>
-      </w:r>
-      <w:proofErr w:type="spellEnd"/>
-      <w:r>
-        <w:rPr>
-          <w:rFonts w:ascii="Cambria Math" w:hAnsi="Cambria Math" w:cs="Cambria Math"/>
-          <w:color w:val="000000" w:themeColor="text1"/>
-          <w:sz w:val="20"/>
-          <w:szCs w:val="20"/>
-          <w:vertAlign w:val="subscript"/>
-        </w:rPr>
-        <w:t xml:space="preserve">, </w:t>
-      </w:r>
-      <w:proofErr w:type="spellStart"/>
-      <w:r>
-        <w:rPr>
-          <w:rFonts w:ascii="Open Sans" w:hAnsi="Open Sans" w:cs="Open Sans"/>
-          <w:color w:val="000000" w:themeColor="text1"/>
-          <w:sz w:val="20"/>
-          <w:szCs w:val="20"/>
-          <w:vertAlign w:val="subscript"/>
-        </w:rPr>
-        <w:t>prod_desc</w:t>
-      </w:r>
-      <w:proofErr w:type="spellEnd"/>
-      <w:r>
-        <w:rPr>
-          <w:rFonts w:ascii="Open Sans" w:hAnsi="Open Sans" w:cs="Open Sans"/>
-          <w:color w:val="000000" w:themeColor="text1"/>
-          <w:sz w:val="20"/>
-          <w:szCs w:val="20"/>
-        </w:rPr>
-        <w:t xml:space="preserve">(SALE </w:t>
-      </w:r>
-      <w:r>
-        <w:rPr>
-          <w:rFonts w:ascii="Cambria Math" w:hAnsi="Cambria Math" w:cs="Cambria Math"/>
-          <w:color w:val="000000" w:themeColor="text1"/>
-          <w:sz w:val="20"/>
-          <w:szCs w:val="20"/>
-        </w:rPr>
-        <w:t>⨝</w:t>
-      </w:r>
-      <w:r>
-        <w:rPr>
-          <w:rFonts w:ascii="Cambria Math" w:hAnsi="Cambria Math" w:cs="Cambria Math"/>
-          <w:color w:val="000000" w:themeColor="text1"/>
-          <w:sz w:val="20"/>
-          <w:szCs w:val="20"/>
-        </w:rPr>
-        <w:t xml:space="preserve"> PRODUCT)</w:t>
-      </w:r>
-    </w:p>
-    <w:p>
-      <w:pPr>
-        <w:pStyle w:val="amber-el"/>
-        <w:spacing w:before="0" w:beforeAutospacing="0" w:after="0" w:afterAutospacing="0"/>
-        <w:ind w:left="360"/>
+          <w:rFonts w:ascii="Cambria Math" w:hAnsi="Cambria Math" w:cs="Cambria Math"/>
+          <w:color w:val="000000" w:themeColor="text1"/>
+          <w:sz w:val="20"/>
+          <w:szCs w:val="20"/>
+        </w:rPr>
+        <w:t xml:space="preserve"> (PRODUCT)</w:t>
+      </w:r>
+    </w:p>
+    <w:p>
+      <w:pPr>
+        <w:pStyle w:val="amber-el"/>
+        <w:spacing w:before="0" w:beforeAutospacing="0" w:after="0" w:afterAutospacing="0"/>
+        <w:rPr>
+          <w:rFonts w:ascii="Open Sans" w:hAnsi="Open Sans" w:cs="Open Sans"/>
+          <w:color w:val="000000" w:themeColor="text1"/>
+          <w:sz w:val="20"/>
+          <w:szCs w:val="20"/>
+        </w:rPr>
+      </w:pPr>
+      <w:r>
+        <w:rPr>
+          <w:rFonts w:ascii="Cambria Math" w:hAnsi="Cambria Math" w:cs="Cambria Math"/>
+          <w:color w:val="000000" w:themeColor="text1"/>
+          <w:sz w:val="20"/>
+          <w:szCs w:val="20"/>
+        </w:rPr>
+        <w:t>R3 &lt;- R1 – R2</w:t>
+      </w:r>
+    </w:p>
+    <w:p>
+      <w:pPr>
+        <w:pStyle w:val="amber-el"/>
+        <w:spacing w:before="0" w:beforeAutospacing="0" w:after="0" w:afterAutospacing="0"/>
         <w:rPr>
           <w:rFonts w:ascii="Open Sans" w:hAnsi="Open Sans" w:cs="Open Sans"/>
           <w:color w:val="000000" w:themeColor="text1"/>
@@ -2829,14 +4026,22 @@
       <w:pPr>
         <w:pStyle w:val="amber-el"/>
         <w:spacing w:before="0" w:beforeAutospacing="0" w:after="0" w:afterAutospacing="0"/>
-        <w:ind w:left="360"/>
-        <w:rPr>
-          <w:rFonts w:ascii="Open Sans" w:hAnsi="Open Sans" w:cs="Open Sans"/>
-          <w:color w:val="000000" w:themeColor="text1"/>
-          <w:sz w:val="20"/>
-          <w:szCs w:val="20"/>
-        </w:rPr>
-      </w:pPr>
+        <w:rPr>
+          <w:rFonts w:ascii="Cambria Math" w:hAnsi="Cambria Math" w:cs="Cambria Math"/>
+          <w:color w:val="000000" w:themeColor="text1"/>
+          <w:sz w:val="20"/>
+          <w:szCs w:val="20"/>
+        </w:rPr>
+      </w:pPr>
+      <w:r>
+        <w:rPr>
+          <w:rFonts w:ascii="Open Sans" w:hAnsi="Open Sans" w:cs="Open Sans"/>
+          <w:color w:val="000000" w:themeColor="text1"/>
+          <w:sz w:val="20"/>
+          <w:szCs w:val="20"/>
+        </w:rPr>
+        <w:t xml:space="preserve">R1 &lt;- </w:t>
+      </w:r>
       <w:r>
         <w:rPr>
           <w:rFonts w:ascii="Cambria Math" w:hAnsi="Cambria Math" w:cs="Cambria Math"/>
@@ -2846,110 +4051,544 @@
         </w:rPr>
         <w:t>𝝿</w:t>
       </w:r>
-      <w:proofErr w:type="spellStart"/>
-      <w:r>
-        <w:rPr>
-          <w:rFonts w:ascii="Cambria Math" w:hAnsi="Cambria Math" w:cs="Cambria Math"/>
-          <w:color w:val="000000" w:themeColor="text1"/>
-          <w:sz w:val="20"/>
-          <w:szCs w:val="20"/>
-          <w:vertAlign w:val="subscript"/>
+      <w:r>
+        <w:rPr>
+          <w:rFonts w:ascii="Cambria Math" w:hAnsi="Cambria Math" w:cs="Cambria Math"/>
+          <w:color w:val="000000" w:themeColor="text1"/>
+          <w:sz w:val="20"/>
+          <w:szCs w:val="20"/>
+        </w:rPr>
+        <w:t xml:space="preserve"> staff_name (</w:t>
+      </w:r>
+      <w:r>
+        <w:rPr>
+          <w:rFonts w:ascii="Cambria Math" w:hAnsi="Cambria Math" w:cs="Cambria Math"/>
+          <w:color w:val="000000" w:themeColor="text1"/>
+          <w:sz w:val="20"/>
+          <w:szCs w:val="20"/>
+        </w:rPr>
+        <w:t>𝛔</w:t>
+      </w:r>
+      <w:r>
+        <w:rPr>
+          <w:rFonts w:ascii="Cambria Math" w:hAnsi="Cambria Math" w:cs="Cambria Math"/>
+          <w:color w:val="000000" w:themeColor="text1"/>
+          <w:sz w:val="20"/>
+          <w:szCs w:val="20"/>
+        </w:rPr>
+        <w:t xml:space="preserve"> </w:t>
+      </w:r>
+      <w:proofErr w:type="spellStart"/>
+      <w:r>
+        <w:rPr>
+          <w:rFonts w:ascii="Cambria Math" w:hAnsi="Cambria Math" w:cs="Cambria Math"/>
+          <w:color w:val="000000" w:themeColor="text1"/>
+          <w:sz w:val="20"/>
+          <w:szCs w:val="20"/>
+        </w:rPr>
+        <w:t>staff_position</w:t>
+      </w:r>
+      <w:proofErr w:type="spellEnd"/>
+      <w:r>
+        <w:rPr>
+          <w:rFonts w:ascii="Cambria Math" w:hAnsi="Cambria Math" w:cs="Cambria Math"/>
+          <w:color w:val="000000" w:themeColor="text1"/>
+          <w:sz w:val="20"/>
+          <w:szCs w:val="20"/>
+        </w:rPr>
+        <w:t xml:space="preserve"> = “Clerk” (STAFF))</w:t>
+      </w:r>
+    </w:p>
+    <w:p>
+      <w:pPr>
+        <w:pStyle w:val="amber-el"/>
+        <w:spacing w:before="0" w:beforeAutospacing="0" w:after="0" w:afterAutospacing="0"/>
+        <w:rPr>
+          <w:rFonts w:ascii="Cambria Math" w:hAnsi="Cambria Math" w:cs="Cambria Math"/>
+          <w:color w:val="000000" w:themeColor="text1"/>
+          <w:sz w:val="20"/>
+          <w:szCs w:val="20"/>
+        </w:rPr>
+      </w:pPr>
+      <w:r>
+        <w:rPr>
+          <w:rFonts w:ascii="Cambria Math" w:hAnsi="Cambria Math" w:cs="Cambria Math"/>
+          <w:color w:val="000000" w:themeColor="text1"/>
+          <w:sz w:val="20"/>
+          <w:szCs w:val="20"/>
+        </w:rPr>
+        <w:t xml:space="preserve">R2 &lt;- </w:t>
+      </w:r>
+      <w:r>
+        <w:rPr>
+          <w:rFonts w:ascii="Cambria Math" w:hAnsi="Cambria Math" w:cs="Cambria Math"/>
+          <w:color w:val="000000" w:themeColor="text1"/>
+          <w:sz w:val="20"/>
+          <w:szCs w:val="20"/>
+        </w:rPr>
+        <w:t>𝝿</w:t>
+      </w:r>
+      <w:r>
+        <w:rPr>
+          <w:rFonts w:ascii="Cambria Math" w:hAnsi="Cambria Math" w:cs="Cambria Math"/>
+          <w:color w:val="000000" w:themeColor="text1"/>
+          <w:sz w:val="20"/>
+          <w:szCs w:val="20"/>
+        </w:rPr>
+        <w:t xml:space="preserve"> </w:t>
+      </w:r>
+      <w:proofErr w:type="spellStart"/>
+      <w:r>
+        <w:rPr>
+          <w:rFonts w:ascii="Cambria Math" w:hAnsi="Cambria Math" w:cs="Cambria Math"/>
+          <w:color w:val="000000" w:themeColor="text1"/>
+          <w:sz w:val="20"/>
+          <w:szCs w:val="20"/>
+        </w:rPr>
+        <w:t>sold_by</w:t>
+      </w:r>
+      <w:proofErr w:type="spellEnd"/>
+      <w:r>
+        <w:rPr>
+          <w:rFonts w:ascii="Cambria Math" w:hAnsi="Cambria Math" w:cs="Cambria Math"/>
+          <w:color w:val="000000" w:themeColor="text1"/>
+          <w:sz w:val="20"/>
+          <w:szCs w:val="20"/>
+        </w:rPr>
+        <w:t xml:space="preserve"> (SALE)</w:t>
+      </w:r>
+    </w:p>
+    <w:p>
+      <w:pPr>
+        <w:pStyle w:val="amber-el"/>
+        <w:spacing w:before="0" w:beforeAutospacing="0" w:after="0" w:afterAutospacing="0"/>
+        <w:rPr>
+          <w:rFonts w:ascii="Cambria Math" w:hAnsi="Cambria Math" w:cs="Cambria Math"/>
+          <w:color w:val="000000" w:themeColor="text1"/>
+          <w:sz w:val="20"/>
+          <w:szCs w:val="20"/>
+        </w:rPr>
+      </w:pPr>
+      <w:r>
+        <w:rPr>
+          <w:rFonts w:ascii="Cambria Math" w:hAnsi="Cambria Math" w:cs="Cambria Math"/>
+          <w:color w:val="000000" w:themeColor="text1"/>
+          <w:sz w:val="20"/>
+          <w:szCs w:val="20"/>
+        </w:rPr>
+        <w:t>R3 &lt;- R1 – R2</w:t>
+      </w:r>
+    </w:p>
+    <w:p>
+      <w:pPr>
+        <w:pStyle w:val="amber-el"/>
+        <w:spacing w:before="0" w:beforeAutospacing="0" w:after="0" w:afterAutospacing="0"/>
+        <w:rPr>
+          <w:rFonts w:ascii="Open Sans" w:hAnsi="Open Sans" w:cs="Open Sans"/>
+          <w:color w:val="000000" w:themeColor="text1"/>
+          <w:sz w:val="20"/>
+          <w:szCs w:val="20"/>
+        </w:rPr>
+      </w:pPr>
+      <w:r>
+        <w:rPr>
+          <w:rFonts w:ascii="Open Sans" w:hAnsi="Open Sans" w:cs="Open Sans"/>
+          <w:b/>
+          <w:bCs/>
+          <w:color w:val="000000" w:themeColor="text1"/>
+          <w:sz w:val="20"/>
+          <w:szCs w:val="20"/>
+        </w:rPr>
+        <w:t>CUSTOMER (</w:t>
+      </w:r>
+      <w:r>
+        <w:rPr>
+          <w:rFonts w:ascii="Open Sans" w:hAnsi="Open Sans" w:cs="Open Sans"/>
+          <w:b/>
+          <w:bCs/>
+          <w:color w:val="000000" w:themeColor="text1"/>
+          <w:sz w:val="20"/>
+          <w:szCs w:val="20"/>
+          <w:u w:val="single"/>
+        </w:rPr>
+        <w:t>cust_id</w:t>
+      </w:r>
+      <w:r>
+        <w:rPr>
+          <w:rFonts w:ascii="Open Sans" w:hAnsi="Open Sans" w:cs="Open Sans"/>
+          <w:b/>
+          <w:bCs/>
+          <w:color w:val="000000" w:themeColor="text1"/>
+          <w:sz w:val="20"/>
+          <w:szCs w:val="20"/>
+        </w:rPr>
+        <w:t>, cust_name, cust_address)</w:t>
+      </w:r>
+    </w:p>
+    <w:p>
+      <w:pPr>
+        <w:pStyle w:val="amber-el"/>
+        <w:spacing w:before="0" w:beforeAutospacing="0" w:after="0" w:afterAutospacing="0"/>
+        <w:rPr>
+          <w:rFonts w:ascii="Open Sans" w:hAnsi="Open Sans" w:cs="Open Sans"/>
+          <w:color w:val="000000" w:themeColor="text1"/>
+          <w:sz w:val="20"/>
+          <w:szCs w:val="20"/>
+        </w:rPr>
+      </w:pPr>
+      <w:r>
+        <w:rPr>
+          <w:rFonts w:ascii="Open Sans" w:hAnsi="Open Sans" w:cs="Open Sans"/>
+          <w:b/>
+          <w:bCs/>
+          <w:color w:val="000000" w:themeColor="text1"/>
+          <w:sz w:val="20"/>
+          <w:szCs w:val="20"/>
+        </w:rPr>
+        <w:t>PRODUCT (</w:t>
+      </w:r>
+      <w:r>
+        <w:rPr>
+          <w:rFonts w:ascii="Open Sans" w:hAnsi="Open Sans" w:cs="Open Sans"/>
+          <w:b/>
+          <w:bCs/>
+          <w:color w:val="000000" w:themeColor="text1"/>
+          <w:sz w:val="20"/>
+          <w:szCs w:val="20"/>
+          <w:u w:val="single"/>
+        </w:rPr>
+        <w:t>prod_id</w:t>
+      </w:r>
+      <w:r>
+        <w:rPr>
+          <w:rFonts w:ascii="Open Sans" w:hAnsi="Open Sans" w:cs="Open Sans"/>
+          <w:b/>
+          <w:bCs/>
+          <w:color w:val="000000" w:themeColor="text1"/>
+          <w:sz w:val="20"/>
+          <w:szCs w:val="20"/>
+        </w:rPr>
+        <w:t xml:space="preserve">, </w:t>
+      </w:r>
+      <w:proofErr w:type="spellStart"/>
+      <w:r>
+        <w:rPr>
+          <w:rFonts w:ascii="Open Sans" w:hAnsi="Open Sans" w:cs="Open Sans"/>
+          <w:b/>
+          <w:bCs/>
+          <w:color w:val="000000" w:themeColor="text1"/>
+          <w:sz w:val="20"/>
+          <w:szCs w:val="20"/>
+        </w:rPr>
+        <w:t>prod_desc</w:t>
+      </w:r>
+      <w:proofErr w:type="spellEnd"/>
+      <w:r>
+        <w:rPr>
+          <w:rFonts w:ascii="Open Sans" w:hAnsi="Open Sans" w:cs="Open Sans"/>
+          <w:b/>
+          <w:bCs/>
+          <w:color w:val="000000" w:themeColor="text1"/>
+          <w:sz w:val="20"/>
+          <w:szCs w:val="20"/>
+        </w:rPr>
+        <w:t xml:space="preserve">, </w:t>
+      </w:r>
+      <w:proofErr w:type="spellStart"/>
+      <w:r>
+        <w:rPr>
+          <w:rFonts w:ascii="Open Sans" w:hAnsi="Open Sans" w:cs="Open Sans"/>
+          <w:b/>
+          <w:bCs/>
+          <w:color w:val="000000" w:themeColor="text1"/>
+          <w:sz w:val="20"/>
+          <w:szCs w:val="20"/>
+        </w:rPr>
+        <w:t>prod_unitprice</w:t>
+      </w:r>
+      <w:proofErr w:type="spellEnd"/>
+      <w:r>
+        <w:rPr>
+          <w:rFonts w:ascii="Open Sans" w:hAnsi="Open Sans" w:cs="Open Sans"/>
+          <w:b/>
+          <w:bCs/>
+          <w:color w:val="000000" w:themeColor="text1"/>
+          <w:sz w:val="20"/>
+          <w:szCs w:val="20"/>
+        </w:rPr>
+        <w:t xml:space="preserve">, </w:t>
+      </w:r>
+      <w:proofErr w:type="spellStart"/>
+      <w:r>
+        <w:rPr>
+          <w:rFonts w:ascii="Open Sans" w:hAnsi="Open Sans" w:cs="Open Sans"/>
+          <w:b/>
+          <w:bCs/>
+          <w:color w:val="000000" w:themeColor="text1"/>
+          <w:sz w:val="20"/>
+          <w:szCs w:val="20"/>
+        </w:rPr>
+        <w:t>prod_stock</w:t>
+      </w:r>
+      <w:proofErr w:type="spellEnd"/>
+      <w:r>
+        <w:rPr>
+          <w:rFonts w:ascii="Open Sans" w:hAnsi="Open Sans" w:cs="Open Sans"/>
+          <w:b/>
+          <w:bCs/>
+          <w:color w:val="000000" w:themeColor="text1"/>
+          <w:sz w:val="20"/>
+          <w:szCs w:val="20"/>
+        </w:rPr>
+        <w:t>)</w:t>
+      </w:r>
+    </w:p>
+    <w:p>
+      <w:pPr>
+        <w:pStyle w:val="amber-el"/>
+        <w:spacing w:before="0" w:beforeAutospacing="0" w:after="0" w:afterAutospacing="0"/>
+        <w:rPr>
+          <w:rFonts w:ascii="Open Sans" w:hAnsi="Open Sans" w:cs="Open Sans"/>
+          <w:color w:val="000000" w:themeColor="text1"/>
+          <w:sz w:val="20"/>
+          <w:szCs w:val="20"/>
+        </w:rPr>
+      </w:pPr>
+      <w:r>
+        <w:rPr>
+          <w:rFonts w:ascii="Open Sans" w:hAnsi="Open Sans" w:cs="Open Sans"/>
+          <w:b/>
+          <w:bCs/>
+          <w:color w:val="000000" w:themeColor="text1"/>
+          <w:sz w:val="20"/>
+          <w:szCs w:val="20"/>
+        </w:rPr>
+        <w:t>STAFF (</w:t>
+      </w:r>
+      <w:r>
+        <w:rPr>
+          <w:rFonts w:ascii="Open Sans" w:hAnsi="Open Sans" w:cs="Open Sans"/>
+          <w:b/>
+          <w:bCs/>
+          <w:color w:val="000000" w:themeColor="text1"/>
+          <w:sz w:val="20"/>
+          <w:szCs w:val="20"/>
+          <w:u w:val="single"/>
         </w:rPr>
         <w:t>staff_name</w:t>
       </w:r>
-      <w:proofErr w:type="spellEnd"/>
-      <w:r>
-        <w:rPr>
-          <w:rFonts w:ascii="Cambria Math" w:hAnsi="Cambria Math" w:cs="Cambria Math"/>
-          <w:color w:val="000000" w:themeColor="text1"/>
-          <w:sz w:val="20"/>
-          <w:szCs w:val="20"/>
-        </w:rPr>
-        <w:t>(</w:t>
-      </w:r>
-      <w:r>
-        <w:rPr>
-          <w:rFonts w:ascii="Cambria Math" w:hAnsi="Cambria Math" w:cs="Cambria Math"/>
-          <w:color w:val="000000" w:themeColor="text1"/>
-          <w:sz w:val="20"/>
-          <w:szCs w:val="20"/>
-        </w:rPr>
-        <w:t>𝛔</w:t>
-      </w:r>
-      <w:proofErr w:type="spellStart"/>
-      <w:r>
-        <w:rPr>
-          <w:rFonts w:ascii="Cambria Math" w:hAnsi="Cambria Math" w:cs="Cambria Math"/>
-          <w:color w:val="000000" w:themeColor="text1"/>
-          <w:sz w:val="20"/>
-          <w:szCs w:val="20"/>
-          <w:vertAlign w:val="subscript"/>
+      <w:r>
+        <w:rPr>
+          <w:rFonts w:ascii="Open Sans" w:hAnsi="Open Sans" w:cs="Open Sans"/>
+          <w:b/>
+          <w:bCs/>
+          <w:color w:val="000000" w:themeColor="text1"/>
+          <w:sz w:val="20"/>
+          <w:szCs w:val="20"/>
+        </w:rPr>
+        <w:t xml:space="preserve">, </w:t>
+      </w:r>
+      <w:proofErr w:type="spellStart"/>
+      <w:r>
+        <w:rPr>
+          <w:rFonts w:ascii="Open Sans" w:hAnsi="Open Sans" w:cs="Open Sans"/>
+          <w:b/>
+          <w:bCs/>
+          <w:color w:val="000000" w:themeColor="text1"/>
+          <w:sz w:val="20"/>
+          <w:szCs w:val="20"/>
         </w:rPr>
         <w:t>staff_position</w:t>
       </w:r>
       <w:proofErr w:type="spellEnd"/>
       <w:r>
         <w:rPr>
-          <w:rFonts w:ascii="Cambria Math" w:hAnsi="Cambria Math" w:cs="Cambria Math"/>
-          <w:color w:val="000000" w:themeColor="text1"/>
-          <w:sz w:val="20"/>
-          <w:szCs w:val="20"/>
-          <w:vertAlign w:val="subscript"/>
-        </w:rPr>
-        <w:t>=”Clerk”</w:t>
-      </w:r>
-      <w:r>
-        <w:rPr>
-          <w:rFonts w:ascii="Cambria Math" w:hAnsi="Cambria Math" w:cs="Cambria Math"/>
-          <w:color w:val="000000" w:themeColor="text1"/>
-          <w:sz w:val="20"/>
-          <w:szCs w:val="20"/>
-        </w:rPr>
-        <w:t xml:space="preserve">(STAFF)) - </w:t>
-      </w:r>
-      <w:r>
-        <w:rPr>
-          <w:rFonts w:ascii="Cambria Math" w:hAnsi="Cambria Math" w:cs="Cambria Math"/>
-          <w:color w:val="000000" w:themeColor="text1"/>
-          <w:sz w:val="20"/>
-          <w:szCs w:val="20"/>
-        </w:rPr>
-        <w:t>𝛔</w:t>
-      </w:r>
-      <w:proofErr w:type="spellStart"/>
-      <w:r>
-        <w:rPr>
-          <w:rFonts w:ascii="Cambria Math" w:hAnsi="Cambria Math" w:cs="Cambria Math"/>
-          <w:color w:val="000000" w:themeColor="text1"/>
-          <w:sz w:val="20"/>
-          <w:szCs w:val="20"/>
-          <w:vertAlign w:val="subscript"/>
+          <w:rFonts w:ascii="Open Sans" w:hAnsi="Open Sans" w:cs="Open Sans"/>
+          <w:b/>
+          <w:bCs/>
+          <w:color w:val="000000" w:themeColor="text1"/>
+          <w:sz w:val="20"/>
+          <w:szCs w:val="20"/>
+        </w:rPr>
+        <w:t>)</w:t>
+      </w:r>
+    </w:p>
+    <w:p>
+      <w:pPr>
+        <w:pStyle w:val="amber-el"/>
+        <w:spacing w:before="0" w:beforeAutospacing="0" w:after="0" w:afterAutospacing="0"/>
+        <w:rPr>
+          <w:rFonts w:ascii="Open Sans" w:hAnsi="Open Sans" w:cs="Open Sans"/>
+          <w:b/>
+          <w:bCs/>
+          <w:color w:val="000000" w:themeColor="text1"/>
+          <w:sz w:val="20"/>
+          <w:szCs w:val="20"/>
+        </w:rPr>
+      </w:pPr>
+      <w:r>
+        <w:rPr>
+          <w:rFonts w:ascii="Open Sans" w:hAnsi="Open Sans" w:cs="Open Sans"/>
+          <w:b/>
+          <w:bCs/>
+          <w:color w:val="000000" w:themeColor="text1"/>
+          <w:sz w:val="20"/>
+          <w:szCs w:val="20"/>
+        </w:rPr>
+        <w:t>SALE (</w:t>
+      </w:r>
+      <w:r>
+        <w:rPr>
+          <w:rFonts w:ascii="Open Sans" w:hAnsi="Open Sans" w:cs="Open Sans"/>
+          <w:b/>
+          <w:bCs/>
+          <w:color w:val="000000" w:themeColor="text1"/>
+          <w:sz w:val="20"/>
+          <w:szCs w:val="20"/>
+          <w:u w:val="single"/>
+        </w:rPr>
+        <w:t>cust_id</w:t>
+      </w:r>
+      <w:r>
+        <w:rPr>
+          <w:rFonts w:ascii="Open Sans" w:hAnsi="Open Sans" w:cs="Open Sans"/>
+          <w:b/>
+          <w:bCs/>
+          <w:color w:val="000000" w:themeColor="text1"/>
+          <w:sz w:val="20"/>
+          <w:szCs w:val="20"/>
+        </w:rPr>
+        <w:t xml:space="preserve">, </w:t>
+      </w:r>
+      <w:r>
+        <w:rPr>
+          <w:rFonts w:ascii="Open Sans" w:hAnsi="Open Sans" w:cs="Open Sans"/>
+          <w:b/>
+          <w:bCs/>
+          <w:color w:val="000000" w:themeColor="text1"/>
+          <w:sz w:val="20"/>
+          <w:szCs w:val="20"/>
+          <w:u w:val="single"/>
+        </w:rPr>
+        <w:t>sale_date</w:t>
+      </w:r>
+      <w:r>
+        <w:rPr>
+          <w:rFonts w:ascii="Open Sans" w:hAnsi="Open Sans" w:cs="Open Sans"/>
+          <w:b/>
+          <w:bCs/>
+          <w:color w:val="000000" w:themeColor="text1"/>
+          <w:sz w:val="20"/>
+          <w:szCs w:val="20"/>
+        </w:rPr>
+        <w:t xml:space="preserve">, </w:t>
+      </w:r>
+      <w:r>
+        <w:rPr>
+          <w:rFonts w:ascii="Open Sans" w:hAnsi="Open Sans" w:cs="Open Sans"/>
+          <w:b/>
+          <w:bCs/>
+          <w:color w:val="000000" w:themeColor="text1"/>
+          <w:sz w:val="20"/>
+          <w:szCs w:val="20"/>
+          <w:u w:val="single"/>
+        </w:rPr>
+        <w:t>prod_id,</w:t>
+      </w:r>
+      <w:r>
+        <w:rPr>
+          <w:rFonts w:ascii="Open Sans" w:hAnsi="Open Sans" w:cs="Open Sans"/>
+          <w:b/>
+          <w:bCs/>
+          <w:color w:val="000000" w:themeColor="text1"/>
+          <w:sz w:val="20"/>
+          <w:szCs w:val="20"/>
+        </w:rPr>
+        <w:t xml:space="preserve"> </w:t>
+      </w:r>
+      <w:proofErr w:type="spellStart"/>
+      <w:r>
+        <w:rPr>
+          <w:rFonts w:ascii="Open Sans" w:hAnsi="Open Sans" w:cs="Open Sans"/>
+          <w:b/>
+          <w:bCs/>
+          <w:color w:val="000000" w:themeColor="text1"/>
+          <w:sz w:val="20"/>
+          <w:szCs w:val="20"/>
+        </w:rPr>
+        <w:t>sale_qty</w:t>
+      </w:r>
+      <w:proofErr w:type="spellEnd"/>
+      <w:r>
+        <w:rPr>
+          <w:rFonts w:ascii="Open Sans" w:hAnsi="Open Sans" w:cs="Open Sans"/>
+          <w:b/>
+          <w:bCs/>
+          <w:color w:val="000000" w:themeColor="text1"/>
+          <w:sz w:val="20"/>
+          <w:szCs w:val="20"/>
+        </w:rPr>
+        <w:t xml:space="preserve">, </w:t>
+      </w:r>
+      <w:proofErr w:type="spellStart"/>
+      <w:r>
+        <w:rPr>
+          <w:rFonts w:ascii="Open Sans" w:hAnsi="Open Sans" w:cs="Open Sans"/>
+          <w:b/>
+          <w:bCs/>
+          <w:color w:val="000000" w:themeColor="text1"/>
+          <w:sz w:val="20"/>
+          <w:szCs w:val="20"/>
         </w:rPr>
         <w:t>sold_by</w:t>
       </w:r>
       <w:proofErr w:type="spellEnd"/>
       <w:r>
         <w:rPr>
-          <w:rFonts w:ascii="Cambria Math" w:hAnsi="Cambria Math" w:cs="Cambria Math"/>
-          <w:color w:val="000000" w:themeColor="text1"/>
-          <w:sz w:val="20"/>
-          <w:szCs w:val="20"/>
-        </w:rPr>
-        <w:t>(SALE)</w:t>
-      </w:r>
-    </w:p>
-    <w:p>
-      <w:pPr>
-        <w:pStyle w:val="amber-el"/>
-        <w:spacing w:before="0" w:beforeAutospacing="0" w:after="0" w:afterAutospacing="0"/>
-        <w:ind w:left="360"/>
-        <w:rPr>
-          <w:rFonts w:ascii="Open Sans" w:hAnsi="Open Sans" w:cs="Open Sans"/>
-          <w:color w:val="000000" w:themeColor="text1"/>
-          <w:sz w:val="20"/>
-          <w:szCs w:val="20"/>
-        </w:rPr>
-      </w:pPr>
+          <w:rFonts w:ascii="Open Sans" w:hAnsi="Open Sans" w:cs="Open Sans"/>
+          <w:b/>
+          <w:bCs/>
+          <w:color w:val="000000" w:themeColor="text1"/>
+          <w:sz w:val="20"/>
+          <w:szCs w:val="20"/>
+        </w:rPr>
+        <w:t>)</w:t>
+      </w:r>
+      <w:r>
+        <w:rPr>
+          <w:sz w:val="20"/>
+          <w:szCs w:val="20"/>
+        </w:rPr>
+        <w:t xml:space="preserve"> </w:t>
+      </w:r>
+      <w:r>
+        <w:rPr>
+          <w:sz w:val="20"/>
+          <w:szCs w:val="20"/>
+        </w:rPr>
+        <w:fldChar w:fldCharType="begin"/>
+      </w:r>
+      <w:r>
+        <w:rPr>
+          <w:sz w:val="20"/>
+          <w:szCs w:val="20"/>
+        </w:rPr>
+        <w:instrText xml:space="preserve"> INCLUDEPICTURE "https://static.au.edusercontent.com/files/DwjylvwOynDyisYUypuZvt6u" \* MERGEFORMATINET </w:instrText>
+      </w:r>
+      <w:r>
+        <w:rPr>
+          <w:sz w:val="20"/>
+          <w:szCs w:val="20"/>
+        </w:rPr>
+        <w:fldChar w:fldCharType="separate"/>
+      </w:r>
+      <w:r>
+        <w:rPr>
+          <w:sz w:val="20"/>
+          <w:szCs w:val="20"/>
+        </w:rPr>
+        <w:fldChar w:fldCharType="end"/>
+      </w:r>
     </w:p>
     <w:p>
       <w:pPr>
@@ -2977,64 +4616,99 @@
       </w:r>
     </w:p>
     <w:p>
-      <w:pPr>
-        <w:pStyle w:val="amber-el"/>
-        <w:spacing w:before="0" w:beforeAutospacing="0" w:after="0" w:afterAutospacing="0"/>
-        <w:ind w:left="360"/>
-        <w:rPr>
-          <w:rFonts w:ascii="Open Sans" w:hAnsi="Open Sans" w:cs="Open Sans"/>
-          <w:color w:val="000000" w:themeColor="text1"/>
-          <w:sz w:val="20"/>
-          <w:szCs w:val="20"/>
-        </w:rPr>
-      </w:pPr>
-      <w:r>
-        <w:rPr>
-          <w:rFonts w:ascii="Cambria Math" w:hAnsi="Cambria Math" w:cs="Cambria Math"/>
-          <w:color w:val="000000" w:themeColor="text1"/>
-          <w:sz w:val="20"/>
-          <w:szCs w:val="20"/>
+      <w:r>
+        <w:rPr>
+          <w:rFonts w:ascii="Aptos" w:hAnsi="Aptos"/>
+        </w:rPr>
+        <w:t>R1 &lt;-</w:t>
+      </w:r>
+      <w:r>
+        <w:rPr>
+          <w:rFonts w:ascii="Aptos" w:hAnsi="Aptos"/>
+        </w:rPr>
+        <w:t xml:space="preserve"> </w:t>
+      </w:r>
+      <w:r>
+        <w:rPr>
+          <w:rFonts w:ascii="Cambria Math" w:hAnsi="Cambria Math" w:cs="Cambria Math"/>
         </w:rPr>
         <w:t>𝝿</w:t>
       </w:r>
       <w:r>
-        <w:rPr>
-          <w:rFonts w:ascii="Cambria Math" w:hAnsi="Cambria Math" w:cs="Cambria Math"/>
-          <w:color w:val="000000" w:themeColor="text1"/>
-          <w:sz w:val="20"/>
-          <w:szCs w:val="20"/>
-          <w:vertAlign w:val="subscript"/>
-        </w:rPr>
-        <w:t>staff_</w:t>
-      </w:r>
-      <w:r>
-        <w:rPr>
-          <w:rFonts w:ascii="Cambria Math" w:hAnsi="Cambria Math" w:cs="Cambria Math"/>
-          <w:color w:val="000000" w:themeColor="text1"/>
-          <w:sz w:val="20"/>
-          <w:szCs w:val="20"/>
-          <w:vertAlign w:val="subscript"/>
-        </w:rPr>
         <w:t xml:space="preserve"> </w:t>
       </w:r>
-      <w:r>
-        <w:rPr>
-          <w:rFonts w:ascii="Cambria Math" w:hAnsi="Cambria Math" w:cs="Cambria Math"/>
-          <w:color w:val="000000" w:themeColor="text1"/>
-          <w:sz w:val="20"/>
-          <w:szCs w:val="20"/>
-          <w:vertAlign w:val="subscript"/>
-        </w:rPr>
-        <w:t>position</w:t>
-      </w:r>
-      <w:r>
-        <w:rPr>
-          <w:rFonts w:ascii="Cambria Math" w:hAnsi="Cambria Math" w:cs="Cambria Math"/>
-          <w:color w:val="000000" w:themeColor="text1"/>
-          <w:sz w:val="20"/>
-          <w:szCs w:val="20"/>
-        </w:rPr>
-        <w:t xml:space="preserve">(STAFF </w:t>
+      <w:proofErr w:type="spellStart"/>
+      <w:r>
+        <w:t>staff_position</w:t>
+      </w:r>
+      <w:proofErr w:type="spellEnd"/>
+      <w:r>
+        <w:t xml:space="preserve"> (</w:t>
+      </w:r>
+      <w:r>
+        <w:rPr>
+          <w:rFonts w:ascii="Cambria Math" w:hAnsi="Cambria Math" w:cs="Cambria Math"/>
+          <w:color w:val="000000" w:themeColor="text1"/>
+          <w:sz w:val="20"/>
+          <w:szCs w:val="20"/>
+        </w:rPr>
+        <w:t>𝝿</w:t>
+      </w:r>
+      <w:proofErr w:type="spellStart"/>
+      <w:r>
+        <w:rPr>
+          <w:rFonts w:ascii="Cambria Math" w:hAnsi="Cambria Math" w:cs="Cambria Math"/>
+          <w:color w:val="000000" w:themeColor="text1"/>
+          <w:sz w:val="20"/>
+          <w:szCs w:val="20"/>
+        </w:rPr>
+        <w:t>sold_</w:t>
+      </w:r>
+      <w:r>
+        <w:rPr>
+          <w:rFonts w:ascii="Cambria Math" w:hAnsi="Cambria Math" w:cs="Cambria Math"/>
+          <w:color w:val="000000" w:themeColor="text1"/>
+          <w:sz w:val="20"/>
+          <w:szCs w:val="20"/>
+        </w:rPr>
+        <w:t>name</w:t>
+      </w:r>
+      <w:proofErr w:type="spellEnd"/>
+      <w:r>
+        <w:rPr>
+          <w:rFonts w:ascii="Cambria Math" w:hAnsi="Cambria Math" w:cs="Cambria Math"/>
+          <w:color w:val="000000" w:themeColor="text1"/>
+          <w:sz w:val="20"/>
+          <w:szCs w:val="20"/>
+        </w:rPr>
+        <w:t xml:space="preserve"> </w:t>
+      </w:r>
+      <w:r>
+        <w:rPr>
+          <w:rFonts w:ascii="Cambria Math" w:hAnsi="Cambria Math" w:cs="Cambria Math"/>
+          <w:color w:val="000000" w:themeColor="text1"/>
+          <w:sz w:val="20"/>
+          <w:szCs w:val="20"/>
+        </w:rPr>
+        <w:t>(</w:t>
+      </w:r>
+      <w:r>
+        <w:rPr>
+          <w:rFonts w:ascii="Cambria Math" w:hAnsi="Cambria Math" w:cs="Cambria Math"/>
+          <w:color w:val="000000" w:themeColor="text1"/>
+          <w:sz w:val="20"/>
+          <w:szCs w:val="20"/>
+        </w:rPr>
+        <w:t>STAFF</w:t>
+      </w:r>
+      <w:r>
+        <w:rPr>
+          <w:rFonts w:ascii="Cambria Math" w:hAnsi="Cambria Math" w:cs="Cambria Math"/>
+          <w:color w:val="000000" w:themeColor="text1"/>
+          <w:sz w:val="20"/>
+          <w:szCs w:val="20"/>
+        </w:rPr>
+        <w:t xml:space="preserve">) </w:t>
       </w:r>
       <w:r>
         <w:rPr>
@@ -3052,7 +4726,7 @@
           <w:sz w:val="20"/>
           <w:szCs w:val="20"/>
         </w:rPr>
-        <w:t>(</w:t>
+        <w:t xml:space="preserve"> </w:t>
       </w:r>
       <w:r>
         <w:rPr>
@@ -3069,30 +4743,12 @@
           <w:color w:val="000000" w:themeColor="text1"/>
           <w:sz w:val="20"/>
           <w:szCs w:val="20"/>
-          <w:vertAlign w:val="subscript"/>
-        </w:rPr>
-        <w:t>sold_by</w:t>
-      </w:r>
-      <w:r>
-        <w:rPr>
-          <w:rFonts w:ascii="Cambria Math" w:hAnsi="Cambria Math" w:cs="Cambria Math"/>
-          <w:color w:val="000000" w:themeColor="text1"/>
-          <w:sz w:val="20"/>
-          <w:szCs w:val="20"/>
-        </w:rPr>
-        <w:t>(SALE)))</w:t>
-      </w:r>
-    </w:p>
-    <w:p>
-      <w:pPr>
-        <w:ind w:left="360"/>
-        <w:rPr>
-          <w:rFonts w:ascii="Aptos" w:hAnsi="Aptos"/>
-          <w:color w:val="000000" w:themeColor="text1"/>
-          <w:sz w:val="20"/>
-          <w:szCs w:val="20"/>
-        </w:rPr>
-      </w:pPr>
+        </w:rPr>
+        <w:t>(SALE)</w:t>
+      </w:r>
+      <w:r>
+        <w:t>)</w:t>
+      </w:r>
     </w:p>
     <w:sectPr>
       <w:pgSz w:w="12240" w:h="15840"/>
@@ -3107,6 +4763,119 @@
 <file path=word/numbering.xml><?xml version="1.0" encoding="utf-8"?>
 <w:numbering xmlns:wpc="http://schemas.microsoft.com/office/word/2010/wordprocessingCanvas" xmlns:cx="http://schemas.microsoft.com/office/drawing/2014/chartex" xmlns:cx1="http://schemas.microsoft.com/office/drawing/2015/9/8/chartex" xmlns:cx2="http://schemas.microsoft.com/office/drawing/2015/10/21/chartex" xmlns:cx3="http://schemas.microsoft.com/office/drawing/2016/5/9/chartex" xmlns:cx4="http://schemas.microsoft.com/office/drawing/2016/5/10/chartex" xmlns:cx5="http://schemas.microsoft.com/office/drawing/2016/5/11/chartex" xmlns:cx6="http://schemas.microsoft.com/office/drawing/2016/5/12/chartex" xmlns:cx7="http://schemas.microsoft.com/office/drawing/2016/5/13/chartex" xmlns:cx8="http://schemas.microsoft.com/office/drawing/2016/5/14/chartex" xmlns:mc="http://schemas.openxmlformats.org/markup-compatibility/2006" xmlns:aink="http://schemas.microsoft.com/office/drawing/2016/ink" xmlns:am3d="http://schemas.microsoft.com/office/drawing/2017/model3d" xmlns:o="urn:schemas-microsoft-com:office:office" xmlns:oel="http://schemas.microsoft.com/office/2019/extlst" xmlns:r="http://schemas.openxmlformats.org/officeDocument/2006/relationships" xmlns:m="http://schemas.openxmlformats.org/officeDocument/2006/math" xmlns:v="urn:schemas-microsoft-com:vml" xmlns:wp14="http://schemas.microsoft.com/office/word/2010/wordprocessingDrawing" xmlns:wp="http://schemas.openxmlformats.org/drawingml/2006/wordprocessingDrawing" xmlns:w10="urn:schemas-microsoft-com:office:word" xmlns:w="http://schemas.openxmlformats.org/wordprocessingml/2006/main" xmlns:w14="http://schemas.microsoft.com/office/word/2010/wordml" xmlns:w15="http://schemas.microsoft.com/office/word/2012/wordml" xmlns:w16cex="http://schemas.microsoft.com/office/word/2018/wordml/cex" xmlns:w16cid="http://schemas.microsoft.com/office/word/2016/wordml/cid" xmlns:w16="http://schemas.microsoft.com/office/word/2018/wordml" xmlns:w16du="http://schemas.microsoft.com/office/word/2023/wordml/word16du" xmlns:w16sdtdh="http://schemas.microsoft.com/office/word/2020/wordml/sdtdatahash" xmlns:w16sdtfl="http://schemas.microsoft.com/office/word/2024/wordml/sdtformatlock" xmlns:w16se="http://schemas.microsoft.com/office/word/2015/wordml/symex" xmlns:wpg="http://schemas.microsoft.com/office/word/2010/wordprocessingGroup" xmlns:wpi="http://schemas.microsoft.com/office/word/2010/wordprocessingInk" xmlns:wne="http://schemas.microsoft.com/office/word/2006/wordml" xmlns:wps="http://schemas.microsoft.com/office/word/2010/wordprocessingShape" mc:Ignorable="w14 w15 w16se w16cid w16 w16cex w16sdtdh w16sdtfl w16du wp14">
   <w:abstractNum w:abstractNumId="0" w15:restartNumberingAfterBreak="0">
+    <w:nsid w:val="1FE95908"/>
+    <w:multiLevelType w:val="multilevel"/>
+    <w:tmpl w:val="CF6E5E4A"/>
+    <w:lvl w:ilvl="0">
+      <w:start w:val="1"/>
+      <w:numFmt w:val="decimal"/>
+      <w:lvlText w:val="%1."/>
+      <w:lvlJc w:val="left"/>
+      <w:pPr>
+        <w:tabs>
+          <w:tab w:val="num" w:pos="720"/>
+        </w:tabs>
+        <w:ind w:left="720" w:hanging="360"/>
+      </w:pPr>
+    </w:lvl>
+    <w:lvl w:ilvl="1" w:tentative="1">
+      <w:start w:val="1"/>
+      <w:numFmt w:val="decimal"/>
+      <w:lvlText w:val="%2."/>
+      <w:lvlJc w:val="left"/>
+      <w:pPr>
+        <w:tabs>
+          <w:tab w:val="num" w:pos="1440"/>
+        </w:tabs>
+        <w:ind w:left="1440" w:hanging="360"/>
+      </w:pPr>
+    </w:lvl>
+    <w:lvl w:ilvl="2" w:tentative="1">
+      <w:start w:val="1"/>
+      <w:numFmt w:val="decimal"/>
+      <w:lvlText w:val="%3."/>
+      <w:lvlJc w:val="left"/>
+      <w:pPr>
+        <w:tabs>
+          <w:tab w:val="num" w:pos="2160"/>
+        </w:tabs>
+        <w:ind w:left="2160" w:hanging="360"/>
+      </w:pPr>
+    </w:lvl>
+    <w:lvl w:ilvl="3" w:tentative="1">
+      <w:start w:val="1"/>
+      <w:numFmt w:val="decimal"/>
+      <w:lvlText w:val="%4."/>
+      <w:lvlJc w:val="left"/>
+      <w:pPr>
+        <w:tabs>
+          <w:tab w:val="num" w:pos="2880"/>
+        </w:tabs>
+        <w:ind w:left="2880" w:hanging="360"/>
+      </w:pPr>
+    </w:lvl>
+    <w:lvl w:ilvl="4" w:tentative="1">
+      <w:start w:val="1"/>
+      <w:numFmt w:val="decimal"/>
+      <w:lvlText w:val="%5."/>
+      <w:lvlJc w:val="left"/>
+      <w:pPr>
+        <w:tabs>
+          <w:tab w:val="num" w:pos="3600"/>
+        </w:tabs>
+        <w:ind w:left="3600" w:hanging="360"/>
+      </w:pPr>
+    </w:lvl>
+    <w:lvl w:ilvl="5" w:tentative="1">
+      <w:start w:val="1"/>
+      <w:numFmt w:val="decimal"/>
+      <w:lvlText w:val="%6."/>
+      <w:lvlJc w:val="left"/>
+      <w:pPr>
+        <w:tabs>
+          <w:tab w:val="num" w:pos="4320"/>
+        </w:tabs>
+        <w:ind w:left="4320" w:hanging="360"/>
+      </w:pPr>
+    </w:lvl>
+    <w:lvl w:ilvl="6" w:tentative="1">
+      <w:start w:val="1"/>
+      <w:numFmt w:val="decimal"/>
+      <w:lvlText w:val="%7."/>
+      <w:lvlJc w:val="left"/>
+      <w:pPr>
+        <w:tabs>
+          <w:tab w:val="num" w:pos="5040"/>
+        </w:tabs>
+        <w:ind w:left="5040" w:hanging="360"/>
+      </w:pPr>
+    </w:lvl>
+    <w:lvl w:ilvl="7" w:tentative="1">
+      <w:start w:val="1"/>
+      <w:numFmt w:val="decimal"/>
+      <w:lvlText w:val="%8."/>
+      <w:lvlJc w:val="left"/>
+      <w:pPr>
+        <w:tabs>
+          <w:tab w:val="num" w:pos="5760"/>
+        </w:tabs>
+        <w:ind w:left="5760" w:hanging="360"/>
+      </w:pPr>
+    </w:lvl>
+    <w:lvl w:ilvl="8" w:tentative="1">
+      <w:start w:val="1"/>
+      <w:numFmt w:val="decimal"/>
+      <w:lvlText w:val="%9."/>
+      <w:lvlJc w:val="left"/>
+      <w:pPr>
+        <w:tabs>
+          <w:tab w:val="num" w:pos="6480"/>
+        </w:tabs>
+        <w:ind w:left="6480" w:hanging="360"/>
+      </w:pPr>
+    </w:lvl>
+  </w:abstractNum>
+  <w:abstractNum w:abstractNumId="1" w15:restartNumberingAfterBreak="0">
     <w:nsid w:val="3CBC4285"/>
     <w:multiLevelType w:val="multilevel"/>
     <w:tmpl w:val="679A1048"/>
@@ -3219,7 +4988,96 @@
       </w:pPr>
     </w:lvl>
   </w:abstractNum>
-  <w:abstractNum w:abstractNumId="1" w15:restartNumberingAfterBreak="0">
+  <w:abstractNum w:abstractNumId="2" w15:restartNumberingAfterBreak="0">
+    <w:nsid w:val="40B071B9"/>
+    <w:multiLevelType w:val="hybridMultilevel"/>
+    <w:tmpl w:val="8DD6B8EA"/>
+    <w:lvl w:ilvl="0" w:tplc="04090011">
+      <w:start w:val="1"/>
+      <w:numFmt w:val="decimal"/>
+      <w:lvlText w:val="%1)"/>
+      <w:lvlJc w:val="left"/>
+      <w:pPr>
+        <w:ind w:left="720" w:hanging="360"/>
+      </w:pPr>
+      <w:rPr>
+        <w:rFonts w:hint="default"/>
+      </w:rPr>
+    </w:lvl>
+    <w:lvl w:ilvl="1" w:tplc="04090019" w:tentative="1">
+      <w:start w:val="1"/>
+      <w:numFmt w:val="lowerLetter"/>
+      <w:lvlText w:val="%2."/>
+      <w:lvlJc w:val="left"/>
+      <w:pPr>
+        <w:ind w:left="1440" w:hanging="360"/>
+      </w:pPr>
+    </w:lvl>
+    <w:lvl w:ilvl="2" w:tplc="0409001B" w:tentative="1">
+      <w:start w:val="1"/>
+      <w:numFmt w:val="lowerRoman"/>
+      <w:lvlText w:val="%3."/>
+      <w:lvlJc w:val="right"/>
+      <w:pPr>
+        <w:ind w:left="2160" w:hanging="180"/>
+      </w:pPr>
+    </w:lvl>
+    <w:lvl w:ilvl="3" w:tplc="0409000F" w:tentative="1">
+      <w:start w:val="1"/>
+      <w:numFmt w:val="decimal"/>
+      <w:lvlText w:val="%4."/>
+      <w:lvlJc w:val="left"/>
+      <w:pPr>
+        <w:ind w:left="2880" w:hanging="360"/>
+      </w:pPr>
+    </w:lvl>
+    <w:lvl w:ilvl="4" w:tplc="04090019" w:tentative="1">
+      <w:start w:val="1"/>
+      <w:numFmt w:val="lowerLetter"/>
+      <w:lvlText w:val="%5."/>
+      <w:lvlJc w:val="left"/>
+      <w:pPr>
+        <w:ind w:left="3600" w:hanging="360"/>
+      </w:pPr>
+    </w:lvl>
+    <w:lvl w:ilvl="5" w:tplc="0409001B" w:tentative="1">
+      <w:start w:val="1"/>
+      <w:numFmt w:val="lowerRoman"/>
+      <w:lvlText w:val="%6."/>
+      <w:lvlJc w:val="right"/>
+      <w:pPr>
+        <w:ind w:left="4320" w:hanging="180"/>
+      </w:pPr>
+    </w:lvl>
+    <w:lvl w:ilvl="6" w:tplc="0409000F" w:tentative="1">
+      <w:start w:val="1"/>
+      <w:numFmt w:val="decimal"/>
+      <w:lvlText w:val="%7."/>
+      <w:lvlJc w:val="left"/>
+      <w:pPr>
+        <w:ind w:left="5040" w:hanging="360"/>
+      </w:pPr>
+    </w:lvl>
+    <w:lvl w:ilvl="7" w:tplc="04090019" w:tentative="1">
+      <w:start w:val="1"/>
+      <w:numFmt w:val="lowerLetter"/>
+      <w:lvlText w:val="%8."/>
+      <w:lvlJc w:val="left"/>
+      <w:pPr>
+        <w:ind w:left="5760" w:hanging="360"/>
+      </w:pPr>
+    </w:lvl>
+    <w:lvl w:ilvl="8" w:tplc="0409001B" w:tentative="1">
+      <w:start w:val="1"/>
+      <w:numFmt w:val="lowerRoman"/>
+      <w:lvlText w:val="%9."/>
+      <w:lvlJc w:val="right"/>
+      <w:pPr>
+        <w:ind w:left="6480" w:hanging="180"/>
+      </w:pPr>
+    </w:lvl>
+  </w:abstractNum>
+  <w:abstractNum w:abstractNumId="3" w15:restartNumberingAfterBreak="0">
     <w:nsid w:val="58020E8D"/>
     <w:multiLevelType w:val="multilevel"/>
     <w:tmpl w:val="CF6E5E4A"/>
@@ -3333,10 +5191,16 @@
     </w:lvl>
   </w:abstractNum>
   <w:num w:numId="1" w16cid:durableId="207376675">
-    <w:abstractNumId w:val="0"/>
+    <w:abstractNumId w:val="1"/>
   </w:num>
   <w:num w:numId="2" w16cid:durableId="1300767533">
-    <w:abstractNumId w:val="1"/>
+    <w:abstractNumId w:val="3"/>
+  </w:num>
+  <w:num w:numId="3" w16cid:durableId="614219004">
+    <w:abstractNumId w:val="2"/>
+  </w:num>
+  <w:num w:numId="4" w16cid:durableId="1514956790">
+    <w:abstractNumId w:val="0"/>
   </w:num>
 </w:numbering>
 </file>
